--- a/SITP/DBMS/Notes/M08_Query_Processing_Optimization.docx
+++ b/SITP/DBMS/Notes/M08_Query_Processing_Optimization.docx
@@ -60,7 +60,7 @@
         </w:p>
       </w:sdtContent>
     </w:sdt>
-    <w:bookmarkStart w:id="65" w:name="module-8-query-processing-optimization"/>
+    <w:bookmarkStart w:id="72" w:name="module-8-query-processing-optimization"/>
     <w:p>
       <w:pPr>
         <w:pStyle w:val="Heading1"/>
@@ -1221,7 +1221,7 @@
       </w:r>
     </w:p>
     <w:bookmarkEnd w:id="16"/>
-    <w:bookmarkStart w:id="17" w:name="selection-algorithms-σ"/>
+    <w:bookmarkStart w:id="18" w:name="selection-algorithms-σ"/>
     <w:p>
       <w:pPr>
         <w:pStyle w:val="Heading2"/>
@@ -1808,6 +1808,500 @@
         <w:t xml:space="preserve">match.</w:t>
       </w:r>
     </w:p>
+    <w:bookmarkStart w:id="17" w:name="Xa429f89a1ca455ab910a5a09759aba2699c332d"/>
+    <w:p>
+      <w:pPr>
+        <w:pStyle w:val="Heading3"/>
+      </w:pPr>
+      <w:r>
+        <w:t xml:space="preserve">8.3A Worked selection cost — scan vs binary vs index (same table)</w:t>
+      </w:r>
+    </w:p>
+    <w:p>
+      <w:pPr>
+        <w:pStyle w:val="FirstParagraph"/>
+      </w:pPr>
+      <w:r>
+        <w:t xml:space="preserve">Put concrete numbers on all four algorithms so the trade-off is unmistakable.</w:t>
+      </w:r>
+    </w:p>
+    <w:p>
+      <w:pPr>
+        <w:pStyle w:val="BlockText"/>
+      </w:pPr>
+      <w:r>
+        <w:rPr>
+          <w:b/>
+          <w:bCs/>
+        </w:rPr>
+        <w:t xml:space="preserve">Given:</w:t>
+      </w:r>
+      <w:r>
+        <w:t xml:space="preserve"> </w:t>
+      </w:r>
+      <w:r>
+        <w:t xml:space="preserve">relation</w:t>
+      </w:r>
+      <w:r>
+        <w:t xml:space="preserve"> </w:t>
+      </w:r>
+      <w:r>
+        <w:rPr>
+          <w:rStyle w:val="VerbatimChar"/>
+        </w:rPr>
+        <w:t xml:space="preserve">r</w:t>
+      </w:r>
+      <w:r>
+        <w:t xml:space="preserve"> </w:t>
+      </w:r>
+      <w:r>
+        <w:t xml:space="preserve">with</w:t>
+      </w:r>
+      <w:r>
+        <w:t xml:space="preserve"> </w:t>
+      </w:r>
+      <w:r>
+        <w:rPr>
+          <w:rStyle w:val="VerbatimChar"/>
+        </w:rPr>
+        <w:t xml:space="preserve">b_r = 10,000</w:t>
+      </w:r>
+      <w:r>
+        <w:t xml:space="preserve"> </w:t>
+      </w:r>
+      <w:r>
+        <w:t xml:space="preserve">blocks,</w:t>
+      </w:r>
+      <w:r>
+        <w:t xml:space="preserve"> </w:t>
+      </w:r>
+      <w:r>
+        <w:rPr>
+          <w:rStyle w:val="VerbatimChar"/>
+        </w:rPr>
+        <w:t xml:space="preserve">n_r = 1,000,000</w:t>
+      </w:r>
+      <w:r>
+        <w:t xml:space="preserve"> </w:t>
+      </w:r>
+      <w:r>
+        <w:t xml:space="preserve">tuples,</w:t>
+      </w:r>
+      <w:r>
+        <w:t xml:space="preserve"> </w:t>
+      </w:r>
+      <w:r>
+        <w:rPr>
+          <w:rStyle w:val="VerbatimChar"/>
+        </w:rPr>
+        <w:t xml:space="preserve">100</w:t>
+      </w:r>
+      <w:r>
+        <w:t xml:space="preserve"> </w:t>
+      </w:r>
+      <w:r>
+        <w:t xml:space="preserve">tuples/block, a B+-tree of</w:t>
+      </w:r>
+      <w:r>
+        <w:t xml:space="preserve"> </w:t>
+      </w:r>
+      <w:r>
+        <w:rPr>
+          <w:b/>
+          <w:bCs/>
+        </w:rPr>
+        <w:t xml:space="preserve">height 3</w:t>
+      </w:r>
+      <w:r>
+        <w:t xml:space="preserve"> </w:t>
+      </w:r>
+      <w:r>
+        <w:t xml:space="preserve">on attribute</w:t>
+      </w:r>
+      <w:r>
+        <w:t xml:space="preserve"> </w:t>
+      </w:r>
+      <w:r>
+        <w:rPr>
+          <w:rStyle w:val="VerbatimChar"/>
+        </w:rPr>
+        <w:t xml:space="preserve">A</w:t>
+      </w:r>
+      <w:r>
+        <w:t xml:space="preserve">, and</w:t>
+      </w:r>
+      <w:r>
+        <w:t xml:space="preserve"> </w:t>
+      </w:r>
+      <w:r>
+        <w:rPr>
+          <w:rStyle w:val="VerbatimChar"/>
+        </w:rPr>
+        <w:t xml:space="preserve">V(A, r) = 500</w:t>
+      </w:r>
+      <w:r>
+        <w:t xml:space="preserve"> </w:t>
+      </w:r>
+      <w:r>
+        <w:t xml:space="preserve">distinct values → equality</w:t>
+      </w:r>
+      <w:r>
+        <w:t xml:space="preserve"> </w:t>
+      </w:r>
+      <w:r>
+        <w:rPr>
+          <w:rStyle w:val="VerbatimChar"/>
+        </w:rPr>
+        <w:t xml:space="preserve">A = a</w:t>
+      </w:r>
+      <w:r>
+        <w:t xml:space="preserve"> </w:t>
+      </w:r>
+      <w:r>
+        <w:t xml:space="preserve">matches</w:t>
+      </w:r>
+      <w:r>
+        <w:t xml:space="preserve"> </w:t>
+      </w:r>
+      <w:r>
+        <w:rPr>
+          <w:rStyle w:val="VerbatimChar"/>
+        </w:rPr>
+        <w:t xml:space="preserve">≈ 2,000</w:t>
+      </w:r>
+      <w:r>
+        <w:t xml:space="preserve"> </w:t>
+      </w:r>
+      <w:r>
+        <w:t xml:space="preserve">records.</w:t>
+      </w:r>
+    </w:p>
+    <w:p>
+      <w:pPr>
+        <w:pStyle w:val="SourceCode"/>
+      </w:pPr>
+      <w:r>
+        <w:rPr>
+          <w:rStyle w:val="VerbatimChar"/>
+        </w:rPr>
+        <w:t xml:space="preserve">(a) Linear scan (equality):        b_r = 10,000 block transfers.</w:t>
+      </w:r>
+      <w:r>
+        <w:br/>
+      </w:r>
+      <w:r>
+        <w:rPr>
+          <w:rStyle w:val="VerbatimChar"/>
+        </w:rPr>
+        <w:t xml:space="preserve">(b) Binary search (r sorted on A):</w:t>
+      </w:r>
+      <w:r>
+        <w:br/>
+      </w:r>
+      <w:r>
+        <w:rPr>
+          <w:rStyle w:val="VerbatimChar"/>
+        </w:rPr>
+        <w:t xml:space="preserve">      ⌈log2(b_r)⌉ + (matching blocks − 1)</w:t>
+      </w:r>
+      <w:r>
+        <w:br/>
+      </w:r>
+      <w:r>
+        <w:rPr>
+          <w:rStyle w:val="VerbatimChar"/>
+        </w:rPr>
+        <w:t xml:space="preserve">      = ⌈log2 10000⌉ + (⌈2000/100⌉ − 1) = 14 + 19 = 33 transfers.</w:t>
+      </w:r>
+      <w:r>
+        <w:br/>
+      </w:r>
+      <w:r>
+        <w:rPr>
+          <w:rStyle w:val="VerbatimChar"/>
+        </w:rPr>
+        <w:t xml:space="preserve">(c) PRIMARY B+-tree index (equality on the SORT key):</w:t>
+      </w:r>
+      <w:r>
+        <w:br/>
+      </w:r>
+      <w:r>
+        <w:rPr>
+          <w:rStyle w:val="VerbatimChar"/>
+        </w:rPr>
+        <w:t xml:space="preserve">      height + matching blocks = 3 + 20 = 23 transfers   (matches are contiguous).</w:t>
+      </w:r>
+      <w:r>
+        <w:br/>
+      </w:r>
+      <w:r>
+        <w:rPr>
+          <w:rStyle w:val="VerbatimChar"/>
+        </w:rPr>
+        <w:t xml:space="preserve">(d) SECONDARY B+-tree index (equality on a NON-sort key):</w:t>
+      </w:r>
+      <w:r>
+        <w:br/>
+      </w:r>
+      <w:r>
+        <w:rPr>
+          <w:rStyle w:val="VerbatimChar"/>
+        </w:rPr>
+        <w:t xml:space="preserve">      height + number of matching RECORDS = 3 + 2000 = 2003 transfers</w:t>
+      </w:r>
+      <w:r>
+        <w:br/>
+      </w:r>
+      <w:r>
+        <w:rPr>
+          <w:rStyle w:val="VerbatimChar"/>
+        </w:rPr>
+        <w:t xml:space="preserve">      (each matching record is a separate RANDOM I/O — scattered).</w:t>
+      </w:r>
+    </w:p>
+    <w:p>
+      <w:pPr>
+        <w:pStyle w:val="BlockText"/>
+      </w:pPr>
+      <w:r>
+        <w:rPr>
+          <w:b/>
+          <w:bCs/>
+        </w:rPr>
+        <w:t xml:space="preserve">The punchline (selectivity decides):</w:t>
+      </w:r>
+      <w:r>
+        <w:t xml:space="preserve"> </w:t>
+      </w:r>
+      <w:r>
+        <w:t xml:space="preserve">the</w:t>
+      </w:r>
+      <w:r>
+        <w:t xml:space="preserve"> </w:t>
+      </w:r>
+      <w:r>
+        <w:rPr>
+          <w:b/>
+          <w:bCs/>
+        </w:rPr>
+        <w:t xml:space="preserve">secondary</w:t>
+      </w:r>
+      <w:r>
+        <w:t xml:space="preserve"> </w:t>
+      </w:r>
+      <w:r>
+        <w:t xml:space="preserve">index costs 2000</w:t>
+      </w:r>
+      <w:r>
+        <w:t xml:space="preserve"> </w:t>
+      </w:r>
+      <w:r>
+        <w:rPr>
+          <w:i/>
+          <w:iCs/>
+        </w:rPr>
+        <w:t xml:space="preserve">random</w:t>
+      </w:r>
+      <w:r>
+        <w:t xml:space="preserve"> </w:t>
+      </w:r>
+      <w:r>
+        <w:t xml:space="preserve">seeks — cheaper in raw transfers than a 10,000-block scan, but in</w:t>
+      </w:r>
+      <w:r>
+        <w:t xml:space="preserve"> </w:t>
+      </w:r>
+      <w:r>
+        <w:t xml:space="preserve">seek-heavy terms a</w:t>
+      </w:r>
+      <w:r>
+        <w:t xml:space="preserve"> </w:t>
+      </w:r>
+      <w:r>
+        <w:rPr>
+          <w:b/>
+          <w:bCs/>
+        </w:rPr>
+        <w:t xml:space="preserve">sequential scan can win</w:t>
+      </w:r>
+      <w:r>
+        <w:t xml:space="preserve">. If instead only</w:t>
+      </w:r>
+      <w:r>
+        <w:t xml:space="preserve"> </w:t>
+      </w:r>
+      <w:r>
+        <w:rPr>
+          <w:b/>
+          <w:bCs/>
+        </w:rPr>
+        <w:t xml:space="preserve">5</w:t>
+      </w:r>
+      <w:r>
+        <w:t xml:space="preserve"> </w:t>
+      </w:r>
+      <w:r>
+        <w:t xml:space="preserve">records</w:t>
+      </w:r>
+      <w:r>
+        <w:t xml:space="preserve"> </w:t>
+      </w:r>
+      <w:r>
+        <w:t xml:space="preserve">matched (large</w:t>
+      </w:r>
+      <w:r>
+        <w:t xml:space="preserve"> </w:t>
+      </w:r>
+      <w:r>
+        <w:rPr>
+          <w:rStyle w:val="VerbatimChar"/>
+        </w:rPr>
+        <w:t xml:space="preserve">V(A,r)</w:t>
+      </w:r>
+      <w:r>
+        <w:t xml:space="preserve">), the secondary index costs</w:t>
+      </w:r>
+      <w:r>
+        <w:t xml:space="preserve"> </w:t>
+      </w:r>
+      <w:r>
+        <w:rPr>
+          <w:rStyle w:val="VerbatimChar"/>
+        </w:rPr>
+        <w:t xml:space="preserve">3 + 5 = 8</w:t>
+      </w:r>
+      <w:r>
+        <w:t xml:space="preserve"> </w:t>
+      </w:r>
+      <w:r>
+        <w:t xml:space="preserve">— a</w:t>
+      </w:r>
+      <w:r>
+        <w:t xml:space="preserve"> </w:t>
+      </w:r>
+      <w:r>
+        <w:rPr>
+          <w:b/>
+          <w:bCs/>
+        </w:rPr>
+        <w:t xml:space="preserve">1000×</w:t>
+      </w:r>
+      <w:r>
+        <w:t xml:space="preserve"> </w:t>
+      </w:r>
+      <w:r>
+        <w:t xml:space="preserve">win.</w:t>
+      </w:r>
+      <w:r>
+        <w:t xml:space="preserve"> </w:t>
+      </w:r>
+      <w:r>
+        <w:rPr>
+          <w:b/>
+          <w:bCs/>
+        </w:rPr>
+        <w:t xml:space="preserve">Rule:</w:t>
+      </w:r>
+      <w:r>
+        <w:t xml:space="preserve"> </w:t>
+      </w:r>
+      <w:r>
+        <w:t xml:space="preserve">secondary index for</w:t>
+      </w:r>
+      <w:r>
+        <w:t xml:space="preserve"> </w:t>
+      </w:r>
+      <w:r>
+        <w:rPr>
+          <w:b/>
+          <w:bCs/>
+        </w:rPr>
+        <w:t xml:space="preserve">few</w:t>
+      </w:r>
+      <w:r>
+        <w:t xml:space="preserve"> </w:t>
+      </w:r>
+      <w:r>
+        <w:t xml:space="preserve">matches; scan for</w:t>
+      </w:r>
+      <w:r>
+        <w:t xml:space="preserve"> </w:t>
+      </w:r>
+      <w:r>
+        <w:rPr>
+          <w:b/>
+          <w:bCs/>
+        </w:rPr>
+        <w:t xml:space="preserve">many</w:t>
+      </w:r>
+      <w:r>
+        <w:t xml:space="preserve">. A</w:t>
+      </w:r>
+      <w:r>
+        <w:t xml:space="preserve"> </w:t>
+      </w:r>
+      <w:r>
+        <w:rPr>
+          <w:b/>
+          <w:bCs/>
+        </w:rPr>
+        <w:t xml:space="preserve">primary</w:t>
+      </w:r>
+      <w:r>
+        <w:t xml:space="preserve"> </w:t>
+      </w:r>
+      <w:r>
+        <w:t xml:space="preserve">index stays cheap because matches are</w:t>
+      </w:r>
+      <w:r>
+        <w:t xml:space="preserve"> </w:t>
+      </w:r>
+      <w:r>
+        <w:rPr>
+          <w:b/>
+          <w:bCs/>
+        </w:rPr>
+        <w:t xml:space="preserve">contiguous</w:t>
+      </w:r>
+      <w:r>
+        <w:t xml:space="preserve"> </w:t>
+      </w:r>
+      <w:r>
+        <w:t xml:space="preserve">(count</w:t>
+      </w:r>
+      <w:r>
+        <w:t xml:space="preserve"> </w:t>
+      </w:r>
+      <w:r>
+        <w:rPr>
+          <w:i/>
+          <w:iCs/>
+        </w:rPr>
+        <w:t xml:space="preserve">blocks</w:t>
+      </w:r>
+      <w:r>
+        <w:t xml:space="preserve">,</w:t>
+      </w:r>
+      <w:r>
+        <w:t xml:space="preserve"> </w:t>
+      </w:r>
+      <w:r>
+        <w:t xml:space="preserve">not</w:t>
+      </w:r>
+      <w:r>
+        <w:t xml:space="preserve"> </w:t>
+      </w:r>
+      <w:r>
+        <w:rPr>
+          <w:i/>
+          <w:iCs/>
+        </w:rPr>
+        <w:t xml:space="preserve">records</w:t>
+      </w:r>
+      <w:r>
+        <w:t xml:space="preserve">).</w:t>
+      </w:r>
+    </w:p>
     <w:p>
       <w:r>
         <w:pict>
@@ -1816,7 +2310,8 @@
       </w:r>
     </w:p>
     <w:bookmarkEnd w:id="17"/>
-    <w:bookmarkStart w:id="21" w:name="sorting-external-merge-sort"/>
+    <w:bookmarkEnd w:id="18"/>
+    <w:bookmarkStart w:id="23" w:name="sorting-external-merge-sort"/>
     <w:p>
       <w:pPr>
         <w:pStyle w:val="Heading2"/>
@@ -1885,18 +2380,18 @@
           <wp:inline>
             <wp:extent cx="5334000" cy="2900643"/>
             <wp:effectExtent b="0" l="0" r="0" t="0"/>
-            <wp:docPr descr="External merge sort: Phase 1 creates sorted runs (load M blocks, sort, write); Phase 2 merges (M−1) runs at a time over multiple passes into the final sorted file." title="" id="19" name="Picture"/>
+            <wp:docPr descr="External merge sort: Phase 1 creates sorted runs (load M blocks, sort, write); Phase 2 merges (M−1) runs at a time over multiple passes into the final sorted file." title="" id="20" name="Picture"/>
             <a:graphic>
               <a:graphicData uri="http://schemas.openxmlformats.org/drawingml/2006/picture">
                 <pic:pic>
                   <pic:nvPicPr>
-                    <pic:cNvPr descr="images/81_external_merge_sort.png" id="20" name="Picture"/>
+                    <pic:cNvPr descr="images/81_external_merge_sort.png" id="21" name="Picture"/>
                     <pic:cNvPicPr>
                       <a:picLocks noChangeArrowheads="1" noChangeAspect="1"/>
                     </pic:cNvPicPr>
                   </pic:nvPicPr>
                   <pic:blipFill>
-                    <a:blip r:embed="rId18"/>
+                    <a:blip r:embed="rId19"/>
                     <a:stretch>
                       <a:fillRect/>
                     </a:stretch>
@@ -2256,6 +2751,409 @@
         <w:t xml:space="preserve">convention.)</w:t>
       </w:r>
     </w:p>
+    <w:bookmarkStart w:id="22" w:name="Xd7c88322a7f3b81b717219e14a92900dbd51c31"/>
+    <w:p>
+      <w:pPr>
+        <w:pStyle w:val="Heading3"/>
+      </w:pPr>
+      <w:r>
+        <w:t xml:space="preserve">8.4A Worked numerical — external merge sort passes &amp; I/O</w:t>
+      </w:r>
+    </w:p>
+    <w:p>
+      <w:pPr>
+        <w:pStyle w:val="BlockText"/>
+      </w:pPr>
+      <w:r>
+        <w:rPr>
+          <w:b/>
+          <w:bCs/>
+        </w:rPr>
+        <w:t xml:space="preserve">Given:</w:t>
+      </w:r>
+      <w:r>
+        <w:t xml:space="preserve"> </w:t>
+      </w:r>
+      <w:r>
+        <w:rPr>
+          <w:rStyle w:val="VerbatimChar"/>
+        </w:rPr>
+        <w:t xml:space="preserve">b_r = 10,000</w:t>
+      </w:r>
+      <w:r>
+        <w:t xml:space="preserve"> </w:t>
+      </w:r>
+      <w:r>
+        <w:t xml:space="preserve">blocks to sort,</w:t>
+      </w:r>
+      <w:r>
+        <w:t xml:space="preserve"> </w:t>
+      </w:r>
+      <w:r>
+        <w:rPr>
+          <w:rStyle w:val="VerbatimChar"/>
+        </w:rPr>
+        <w:t xml:space="preserve">M = 11</w:t>
+      </w:r>
+      <w:r>
+        <w:t xml:space="preserve"> </w:t>
+      </w:r>
+      <w:r>
+        <w:t xml:space="preserve">memory buffer blocks.</w:t>
+      </w:r>
+    </w:p>
+    <w:p>
+      <w:pPr>
+        <w:pStyle w:val="SourceCode"/>
+      </w:pPr>
+      <w:r>
+        <w:rPr>
+          <w:rStyle w:val="VerbatimChar"/>
+        </w:rPr>
+        <w:t xml:space="preserve">(1) Initial sorted runs = ⌈ b_r / M ⌉ = ⌈ 10000 / 11 ⌉ = ⌈909.1⌉ = 910 runs.</w:t>
+      </w:r>
+      <w:r>
+        <w:br/>
+      </w:r>
+      <w:r>
+        <w:rPr>
+          <w:rStyle w:val="VerbatimChar"/>
+        </w:rPr>
+        <w:t xml:space="preserve">(2) Merge fan-in = M − 1 = 10 runs per pass (1 buffer reserved for output).</w:t>
+      </w:r>
+      <w:r>
+        <w:br/>
+      </w:r>
+      <w:r>
+        <w:rPr>
+          <w:rStyle w:val="VerbatimChar"/>
+        </w:rPr>
+        <w:t xml:space="preserve">(3) Number of merge passes = ⌈ log_(M−1)(#runs) ⌉ = ⌈ log10 910 ⌉ = ⌈2.96⌉ = 3.</w:t>
+      </w:r>
+      <w:r>
+        <w:br/>
+      </w:r>
+      <w:r>
+        <w:rPr>
+          <w:rStyle w:val="VerbatimChar"/>
+        </w:rPr>
+        <w:t xml:space="preserve">      pass 1: 910 runs → ⌈910/10⌉ = 91 runs</w:t>
+      </w:r>
+      <w:r>
+        <w:br/>
+      </w:r>
+      <w:r>
+        <w:rPr>
+          <w:rStyle w:val="VerbatimChar"/>
+        </w:rPr>
+        <w:t xml:space="preserve">      pass 2: 91  runs → ⌈91/10⌉  = 10 runs</w:t>
+      </w:r>
+      <w:r>
+        <w:br/>
+      </w:r>
+      <w:r>
+        <w:rPr>
+          <w:rStyle w:val="VerbatimChar"/>
+        </w:rPr>
+        <w:t xml:space="preserve">      pass 3: 10  runs → 1 sorted file ✔</w:t>
+      </w:r>
+      <w:r>
+        <w:br/>
+      </w:r>
+      <w:r>
+        <w:rPr>
+          <w:rStyle w:val="VerbatimChar"/>
+        </w:rPr>
+        <w:t xml:space="preserve">(4) Total block transfers = b_r × (2 × passes + 1)</w:t>
+      </w:r>
+      <w:r>
+        <w:br/>
+      </w:r>
+      <w:r>
+        <w:rPr>
+          <w:rStyle w:val="VerbatimChar"/>
+        </w:rPr>
+        <w:t xml:space="preserve">      = 10000 × (2×3 + 1) = 10000 × 7 = 70,000 transfers.</w:t>
+      </w:r>
+    </w:p>
+    <w:p>
+      <w:pPr>
+        <w:pStyle w:val="BlockText"/>
+      </w:pPr>
+      <w:r>
+        <w:rPr>
+          <w:b/>
+          <w:bCs/>
+        </w:rPr>
+        <w:t xml:space="preserve">What each term means:</w:t>
+      </w:r>
+      <w:r>
+        <w:t xml:space="preserve"> </w:t>
+      </w:r>
+      <w:r>
+        <w:t xml:space="preserve">the</w:t>
+      </w:r>
+      <w:r>
+        <w:t xml:space="preserve"> </w:t>
+      </w:r>
+      <w:r>
+        <w:rPr>
+          <w:rStyle w:val="VerbatimChar"/>
+        </w:rPr>
+        <w:t xml:space="preserve">+1</w:t>
+      </w:r>
+      <w:r>
+        <w:t xml:space="preserve"> </w:t>
+      </w:r>
+      <w:r>
+        <w:t xml:space="preserve">is the single</w:t>
+      </w:r>
+      <w:r>
+        <w:t xml:space="preserve"> </w:t>
+      </w:r>
+      <w:r>
+        <w:rPr>
+          <w:b/>
+          <w:bCs/>
+        </w:rPr>
+        <w:t xml:space="preserve">read</w:t>
+      </w:r>
+      <w:r>
+        <w:t xml:space="preserve"> </w:t>
+      </w:r>
+      <w:r>
+        <w:t xml:space="preserve">during run creation;</w:t>
+      </w:r>
+      <w:r>
+        <w:t xml:space="preserve"> </w:t>
+      </w:r>
+      <w:r>
+        <w:t xml:space="preserve">every merge pass reads</w:t>
+      </w:r>
+      <w:r>
+        <w:t xml:space="preserve"> </w:t>
+      </w:r>
+      <w:r>
+        <w:rPr>
+          <w:b/>
+          <w:bCs/>
+        </w:rPr>
+        <w:t xml:space="preserve">and</w:t>
+      </w:r>
+      <w:r>
+        <w:t xml:space="preserve"> </w:t>
+      </w:r>
+      <w:r>
+        <w:t xml:space="preserve">writes all</w:t>
+      </w:r>
+      <w:r>
+        <w:t xml:space="preserve"> </w:t>
+      </w:r>
+      <w:r>
+        <w:rPr>
+          <w:rStyle w:val="VerbatimChar"/>
+        </w:rPr>
+        <w:t xml:space="preserve">b_r</w:t>
+      </w:r>
+      <w:r>
+        <w:t xml:space="preserve"> </w:t>
+      </w:r>
+      <w:r>
+        <w:t xml:space="preserve">blocks →</w:t>
+      </w:r>
+      <w:r>
+        <w:t xml:space="preserve"> </w:t>
+      </w:r>
+      <w:r>
+        <w:rPr>
+          <w:rStyle w:val="VerbatimChar"/>
+        </w:rPr>
+        <w:t xml:space="preserve">2 × passes</w:t>
+      </w:r>
+      <w:r>
+        <w:t xml:space="preserve">.</w:t>
+      </w:r>
+      <w:r>
+        <w:t xml:space="preserve"> </w:t>
+      </w:r>
+      <w:r>
+        <w:rPr>
+          <w:b/>
+          <w:bCs/>
+        </w:rPr>
+        <w:t xml:space="preserve">More</w:t>
+      </w:r>
+      <w:r>
+        <w:rPr>
+          <w:b/>
+          <w:bCs/>
+        </w:rPr>
+        <w:t xml:space="preserve"> </w:t>
+      </w:r>
+      <w:r>
+        <w:rPr>
+          <w:b/>
+          <w:bCs/>
+        </w:rPr>
+        <w:t xml:space="preserve">memory helps twice:</w:t>
+      </w:r>
+      <w:r>
+        <w:t xml:space="preserve"> </w:t>
+      </w:r>
+      <w:r>
+        <w:t xml:space="preserve">a bigger</w:t>
+      </w:r>
+      <w:r>
+        <w:t xml:space="preserve"> </w:t>
+      </w:r>
+      <w:r>
+        <w:rPr>
+          <w:rStyle w:val="VerbatimChar"/>
+        </w:rPr>
+        <w:t xml:space="preserve">M</w:t>
+      </w:r>
+      <w:r>
+        <w:t xml:space="preserve"> </w:t>
+      </w:r>
+      <w:r>
+        <w:t xml:space="preserve">makes</w:t>
+      </w:r>
+      <w:r>
+        <w:t xml:space="preserve"> </w:t>
+      </w:r>
+      <w:r>
+        <w:rPr>
+          <w:b/>
+          <w:bCs/>
+        </w:rPr>
+        <w:t xml:space="preserve">fewer, larger</w:t>
+      </w:r>
+      <w:r>
+        <w:t xml:space="preserve"> </w:t>
+      </w:r>
+      <w:r>
+        <w:t xml:space="preserve">initial runs</w:t>
+      </w:r>
+      <w:r>
+        <w:t xml:space="preserve"> </w:t>
+      </w:r>
+      <w:r>
+        <w:rPr>
+          <w:i/>
+          <w:iCs/>
+        </w:rPr>
+        <w:t xml:space="preserve">and</w:t>
+      </w:r>
+      <w:r>
+        <w:t xml:space="preserve"> </w:t>
+      </w:r>
+      <w:r>
+        <w:t xml:space="preserve">a</w:t>
+      </w:r>
+      <w:r>
+        <w:t xml:space="preserve"> </w:t>
+      </w:r>
+      <w:r>
+        <w:rPr>
+          <w:b/>
+          <w:bCs/>
+        </w:rPr>
+        <w:t xml:space="preserve">wider</w:t>
+      </w:r>
+      <w:r>
+        <w:t xml:space="preserve"> </w:t>
+      </w:r>
+      <w:r>
+        <w:t xml:space="preserve">merge fan-in (</w:t>
+      </w:r>
+      <w:r>
+        <w:rPr>
+          <w:rStyle w:val="VerbatimChar"/>
+        </w:rPr>
+        <w:t xml:space="preserve">M−1</w:t>
+      </w:r>
+      <w:r>
+        <w:t xml:space="preserve">), cutting passes. With</w:t>
+      </w:r>
+      <w:r>
+        <w:t xml:space="preserve"> </w:t>
+      </w:r>
+      <w:r>
+        <w:rPr>
+          <w:rStyle w:val="VerbatimChar"/>
+        </w:rPr>
+        <w:t xml:space="preserve">M = 101</w:t>
+      </w:r>
+      <w:r>
+        <w:t xml:space="preserve"> </w:t>
+      </w:r>
+      <w:r>
+        <w:t xml:space="preserve">here: runs</w:t>
+      </w:r>
+      <w:r>
+        <w:t xml:space="preserve"> </w:t>
+      </w:r>
+      <w:r>
+        <w:rPr>
+          <w:rStyle w:val="VerbatimChar"/>
+        </w:rPr>
+        <w:t xml:space="preserve">= ⌈10000/101⌉ = 100</w:t>
+      </w:r>
+      <w:r>
+        <w:t xml:space="preserve">, passes</w:t>
+      </w:r>
+      <w:r>
+        <w:t xml:space="preserve"> </w:t>
+      </w:r>
+      <w:r>
+        <w:rPr>
+          <w:rStyle w:val="VerbatimChar"/>
+        </w:rPr>
+        <w:t xml:space="preserve">= ⌈log100 100⌉ = 1</w:t>
+      </w:r>
+      <w:r>
+        <w:t xml:space="preserve">, transfers</w:t>
+      </w:r>
+      <w:r>
+        <w:t xml:space="preserve"> </w:t>
+      </w:r>
+      <w:r>
+        <w:rPr>
+          <w:rStyle w:val="VerbatimChar"/>
+        </w:rPr>
+        <w:t xml:space="preserve">= 10000×(2×1+1) = 30,000</w:t>
+      </w:r>
+      <w:r>
+        <w:t xml:space="preserve"> </w:t>
+      </w:r>
+      <w:r>
+        <w:t xml:space="preserve">— less than half.</w:t>
+      </w:r>
+      <w:r>
+        <w:t xml:space="preserve"> </w:t>
+      </w:r>
+      <w:r>
+        <w:rPr>
+          <w:i/>
+          <w:iCs/>
+        </w:rPr>
+        <w:t xml:space="preserve">(If a whole pass’s runs fit in one</w:t>
+      </w:r>
+      <w:r>
+        <w:rPr>
+          <w:i/>
+          <w:iCs/>
+        </w:rPr>
+        <w:t xml:space="preserve"> </w:t>
+      </w:r>
+      <w:r>
+        <w:rPr>
+          <w:i/>
+          <w:iCs/>
+        </w:rPr>
+        <w:t xml:space="preserve">merge, one pass suffices.)</w:t>
+      </w:r>
+    </w:p>
     <w:p>
       <w:r>
         <w:pict>
@@ -2263,8 +3161,9 @@
         </w:pict>
       </w:r>
     </w:p>
-    <w:bookmarkEnd w:id="21"/>
-    <w:bookmarkStart w:id="39" w:name="X898cd9b15e163cba09493f4f6a83721ff7fe962"/>
+    <w:bookmarkEnd w:id="22"/>
+    <w:bookmarkEnd w:id="23"/>
+    <w:bookmarkStart w:id="42" w:name="X898cd9b15e163cba09493f4f6a83721ff7fe962"/>
     <w:p>
       <w:pPr>
         <w:pStyle w:val="Heading2"/>
@@ -2342,7 +3241,7 @@
         <w:t xml:space="preserve">= inner.)</w:t>
       </w:r>
     </w:p>
-    <w:bookmarkStart w:id="25" w:name="nested-loop-joins"/>
+    <w:bookmarkStart w:id="27" w:name="nested-loop-joins"/>
     <w:p>
       <w:pPr>
         <w:pStyle w:val="Heading3"/>
@@ -2360,18 +3259,18 @@
           <wp:inline>
             <wp:extent cx="5334000" cy="3101404"/>
             <wp:effectExtent b="0" l="0" r="0" t="0"/>
-            <wp:docPr descr="Nested-loop joins: simple (per-tuple) scans all of s for each tuple of r; block nested-loop scans s once per block of r; best case is when the inner relation fits in memory." title="" id="23" name="Picture"/>
+            <wp:docPr descr="Nested-loop joins: simple (per-tuple) scans all of s for each tuple of r; block nested-loop scans s once per block of r; best case is when the inner relation fits in memory." title="" id="25" name="Picture"/>
             <a:graphic>
               <a:graphicData uri="http://schemas.openxmlformats.org/drawingml/2006/picture">
                 <pic:pic>
                   <pic:nvPicPr>
-                    <pic:cNvPr descr="images/82_nested_loop_join.png" id="24" name="Picture"/>
+                    <pic:cNvPr descr="images/82_nested_loop_join.png" id="26" name="Picture"/>
                     <pic:cNvPicPr>
                       <a:picLocks noChangeArrowheads="1" noChangeAspect="1"/>
                     </pic:cNvPicPr>
                   </pic:nvPicPr>
                   <pic:blipFill>
-                    <a:blip r:embed="rId22"/>
+                    <a:blip r:embed="rId24"/>
                     <a:stretch>
                       <a:fillRect/>
                     </a:stretch>
@@ -2729,8 +3628,8 @@
         <w:t xml:space="preserve">), so it’s the fallback when no index/sort exists.</w:t>
       </w:r>
     </w:p>
-    <w:bookmarkEnd w:id="25"/>
-    <w:bookmarkStart w:id="29" w:name="indexed-nested-loop-sort-merge-join"/>
+    <w:bookmarkEnd w:id="27"/>
+    <w:bookmarkStart w:id="31" w:name="indexed-nested-loop-sort-merge-join"/>
     <w:p>
       <w:pPr>
         <w:pStyle w:val="Heading3"/>
@@ -2748,18 +3647,18 @@
           <wp:inline>
             <wp:extent cx="5334000" cy="3101404"/>
             <wp:effectExtent b="0" l="0" r="0" t="0"/>
-            <wp:docPr descr="Indexed nested-loop uses an index on s to fetch matches per tuple of r; sort-merge sorts both relations then merges with two pointers." title="" id="27" name="Picture"/>
+            <wp:docPr descr="Indexed nested-loop uses an index on s to fetch matches per tuple of r; sort-merge sorts both relations then merges with two pointers." title="" id="29" name="Picture"/>
             <a:graphic>
               <a:graphicData uri="http://schemas.openxmlformats.org/drawingml/2006/picture">
                 <pic:pic>
                   <pic:nvPicPr>
-                    <pic:cNvPr descr="images/83_indexed_merge_join.png" id="28" name="Picture"/>
+                    <pic:cNvPr descr="images/83_indexed_merge_join.png" id="30" name="Picture"/>
                     <pic:cNvPicPr>
                       <a:picLocks noChangeArrowheads="1" noChangeAspect="1"/>
                     </pic:cNvPicPr>
                   </pic:nvPicPr>
                   <pic:blipFill>
-                    <a:blip r:embed="rId26"/>
+                    <a:blip r:embed="rId28"/>
                     <a:stretch>
                       <a:fillRect/>
                     </a:stretch>
@@ -3025,8 +3924,8 @@
         <w:t xml:space="preserve">sorted anyway.</w:t>
       </w:r>
     </w:p>
-    <w:bookmarkEnd w:id="29"/>
-    <w:bookmarkStart w:id="33" w:name="hash-join"/>
+    <w:bookmarkEnd w:id="31"/>
+    <w:bookmarkStart w:id="35" w:name="hash-join"/>
     <w:p>
       <w:pPr>
         <w:pStyle w:val="Heading3"/>
@@ -3044,18 +3943,18 @@
           <wp:inline>
             <wp:extent cx="5334000" cy="3101404"/>
             <wp:effectExtent b="0" l="0" r="0" t="0"/>
-            <wp:docPr descr="Hash join: build a hash table on the smaller relation by the join key, then probe it with the larger; only matching buckets are compared. Equi-join only." title="" id="31" name="Picture"/>
+            <wp:docPr descr="Hash join: build a hash table on the smaller relation by the join key, then probe it with the larger; only matching buckets are compared. Equi-join only." title="" id="33" name="Picture"/>
             <a:graphic>
               <a:graphicData uri="http://schemas.openxmlformats.org/drawingml/2006/picture">
                 <pic:pic>
                   <pic:nvPicPr>
-                    <pic:cNvPr descr="images/84_hash_join.png" id="32" name="Picture"/>
+                    <pic:cNvPr descr="images/84_hash_join.png" id="34" name="Picture"/>
                     <pic:cNvPicPr>
                       <a:picLocks noChangeArrowheads="1" noChangeAspect="1"/>
                     </pic:cNvPicPr>
                   </pic:nvPicPr>
                   <pic:blipFill>
-                    <a:blip r:embed="rId30"/>
+                    <a:blip r:embed="rId32"/>
                     <a:stretch>
                       <a:fillRect/>
                     </a:stretch>
@@ -3270,8 +4169,8 @@
         <w:t xml:space="preserve">reads both again).</w:t>
       </w:r>
     </w:p>
-    <w:bookmarkEnd w:id="33"/>
-    <w:bookmarkStart w:id="37" w:name="cost-comparison-the-summary-table"/>
+    <w:bookmarkEnd w:id="35"/>
+    <w:bookmarkStart w:id="39" w:name="cost-comparison-the-summary-table"/>
     <w:p>
       <w:pPr>
         <w:pStyle w:val="Heading3"/>
@@ -3289,18 +4188,18 @@
           <wp:inline>
             <wp:extent cx="5334000" cy="2699883"/>
             <wp:effectExtent b="0" l="0" r="0" t="0"/>
-            <wp:docPr descr="Join algorithm cost summary: simple/block nested-loop, indexed, sort-merge, hash — with cost formulas, join types, and best-use." title="" id="35" name="Picture"/>
+            <wp:docPr descr="Join algorithm cost summary: simple/block nested-loop, indexed, sort-merge, hash — with cost formulas, join types, and best-use." title="" id="37" name="Picture"/>
             <a:graphic>
               <a:graphicData uri="http://schemas.openxmlformats.org/drawingml/2006/picture">
                 <pic:pic>
                   <pic:nvPicPr>
-                    <pic:cNvPr descr="images/85_join_cost_comparison.png" id="36" name="Picture"/>
+                    <pic:cNvPr descr="images/85_join_cost_comparison.png" id="38" name="Picture"/>
                     <pic:cNvPicPr>
                       <a:picLocks noChangeArrowheads="1" noChangeAspect="1"/>
                     </pic:cNvPicPr>
                   </pic:nvPicPr>
                   <pic:blipFill>
-                    <a:blip r:embed="rId34"/>
+                    <a:blip r:embed="rId36"/>
                     <a:stretch>
                       <a:fillRect/>
                     </a:stretch>
@@ -3804,8 +4703,523 @@
         <w:t xml:space="preserve">side.</w:t>
       </w:r>
     </w:p>
-    <w:bookmarkEnd w:id="37"/>
-    <w:bookmarkStart w:id="38" w:name="Xb9f3b95b930ed83ea174f0c89bfa62a8e05dc07"/>
+    <w:bookmarkEnd w:id="39"/>
+    <w:bookmarkStart w:id="40" w:name="X4e2d679dcc6ddab23a301a5e4e73c1f39e2e3a2"/>
+    <w:p>
+      <w:pPr>
+        <w:pStyle w:val="Heading3"/>
+      </w:pPr>
+      <w:r>
+        <w:t xml:space="preserve">8.5A Worked join-cost comparison (all algorithms, one dataset)</w:t>
+      </w:r>
+    </w:p>
+    <w:p>
+      <w:pPr>
+        <w:pStyle w:val="FirstParagraph"/>
+      </w:pPr>
+      <w:r>
+        <w:t xml:space="preserve">Cost every algorithm on</w:t>
+      </w:r>
+      <w:r>
+        <w:t xml:space="preserve"> </w:t>
+      </w:r>
+      <w:r>
+        <w:rPr>
+          <w:b/>
+          <w:bCs/>
+        </w:rPr>
+        <w:t xml:space="preserve">one</w:t>
+      </w:r>
+      <w:r>
+        <w:t xml:space="preserve"> </w:t>
+      </w:r>
+      <w:r>
+        <w:t xml:space="preserve">dataset so the ranking is concrete. This is the</w:t>
+      </w:r>
+      <w:r>
+        <w:t xml:space="preserve"> </w:t>
+      </w:r>
+      <w:r>
+        <w:t xml:space="preserve">exact shape of the GATE numerical.</w:t>
+      </w:r>
+    </w:p>
+    <w:p>
+      <w:pPr>
+        <w:pStyle w:val="BlockText"/>
+      </w:pPr>
+      <w:r>
+        <w:rPr>
+          <w:b/>
+          <w:bCs/>
+        </w:rPr>
+        <w:t xml:space="preserve">Given:</w:t>
+      </w:r>
+      <w:r>
+        <w:t xml:space="preserve"> </w:t>
+      </w:r>
+      <w:r>
+        <w:rPr>
+          <w:rStyle w:val="VerbatimChar"/>
+        </w:rPr>
+        <w:t xml:space="preserve">r</w:t>
+      </w:r>
+      <w:r>
+        <w:t xml:space="preserve"> </w:t>
+      </w:r>
+      <w:r>
+        <w:t xml:space="preserve">has</w:t>
+      </w:r>
+      <w:r>
+        <w:t xml:space="preserve"> </w:t>
+      </w:r>
+      <w:r>
+        <w:rPr>
+          <w:rStyle w:val="VerbatimChar"/>
+        </w:rPr>
+        <w:t xml:space="preserve">b_r = 1,000</w:t>
+      </w:r>
+      <w:r>
+        <w:t xml:space="preserve"> </w:t>
+      </w:r>
+      <w:r>
+        <w:t xml:space="preserve">blocks,</w:t>
+      </w:r>
+      <w:r>
+        <w:t xml:space="preserve"> </w:t>
+      </w:r>
+      <w:r>
+        <w:rPr>
+          <w:rStyle w:val="VerbatimChar"/>
+        </w:rPr>
+        <w:t xml:space="preserve">n_r = 20,000</w:t>
+      </w:r>
+      <w:r>
+        <w:t xml:space="preserve"> </w:t>
+      </w:r>
+      <w:r>
+        <w:t xml:space="preserve">tuples.</w:t>
+      </w:r>
+      <w:r>
+        <w:t xml:space="preserve"> </w:t>
+      </w:r>
+      <w:r>
+        <w:rPr>
+          <w:rStyle w:val="VerbatimChar"/>
+        </w:rPr>
+        <w:t xml:space="preserve">s</w:t>
+      </w:r>
+      <w:r>
+        <w:t xml:space="preserve"> </w:t>
+      </w:r>
+      <w:r>
+        <w:t xml:space="preserve">has</w:t>
+      </w:r>
+      <w:r>
+        <w:t xml:space="preserve"> </w:t>
+      </w:r>
+      <w:r>
+        <w:rPr>
+          <w:rStyle w:val="VerbatimChar"/>
+        </w:rPr>
+        <w:t xml:space="preserve">b_s = 4,000</w:t>
+      </w:r>
+      <w:r>
+        <w:t xml:space="preserve"> </w:t>
+      </w:r>
+      <w:r>
+        <w:t xml:space="preserve">blocks,</w:t>
+      </w:r>
+      <w:r>
+        <w:t xml:space="preserve"> </w:t>
+      </w:r>
+      <w:r>
+        <w:rPr>
+          <w:rStyle w:val="VerbatimChar"/>
+        </w:rPr>
+        <w:t xml:space="preserve">n_s = 100,000</w:t>
+      </w:r>
+      <w:r>
+        <w:t xml:space="preserve"> </w:t>
+      </w:r>
+      <w:r>
+        <w:t xml:space="preserve">tuples. Memory</w:t>
+      </w:r>
+      <w:r>
+        <w:t xml:space="preserve"> </w:t>
+      </w:r>
+      <w:r>
+        <w:rPr>
+          <w:rStyle w:val="VerbatimChar"/>
+        </w:rPr>
+        <w:t xml:space="preserve">M</w:t>
+      </w:r>
+      <w:r>
+        <w:t xml:space="preserve"> </w:t>
+      </w:r>
+      <w:r>
+        <w:t xml:space="preserve">is small.</w:t>
+      </w:r>
+      <w:r>
+        <w:t xml:space="preserve"> </w:t>
+      </w:r>
+      <w:r>
+        <w:t xml:space="preserve">An index on</w:t>
+      </w:r>
+      <w:r>
+        <w:t xml:space="preserve"> </w:t>
+      </w:r>
+      <w:r>
+        <w:rPr>
+          <w:rStyle w:val="VerbatimChar"/>
+        </w:rPr>
+        <w:t xml:space="preserve">s</w:t>
+      </w:r>
+      <w:r>
+        <w:t xml:space="preserve">’s join key costs</w:t>
+      </w:r>
+      <w:r>
+        <w:t xml:space="preserve"> </w:t>
+      </w:r>
+      <w:r>
+        <w:rPr>
+          <w:rStyle w:val="VerbatimChar"/>
+        </w:rPr>
+        <w:t xml:space="preserve">c = 4</w:t>
+      </w:r>
+      <w:r>
+        <w:t xml:space="preserve"> </w:t>
+      </w:r>
+      <w:r>
+        <w:t xml:space="preserve">block reads per lookup.</w:t>
+      </w:r>
+    </w:p>
+    <w:p>
+      <w:pPr>
+        <w:pStyle w:val="SourceCode"/>
+      </w:pPr>
+      <w:r>
+        <w:rPr>
+          <w:rStyle w:val="VerbatimChar"/>
+        </w:rPr>
+        <w:t xml:space="preserve">Simple (tuple) nested-loop, r outer:  n_r × b_s + b_r</w:t>
+      </w:r>
+      <w:r>
+        <w:br/>
+      </w:r>
+      <w:r>
+        <w:rPr>
+          <w:rStyle w:val="VerbatimChar"/>
+        </w:rPr>
+        <w:t xml:space="preserve">      = 20,000 × 4,000 + 1,000 = 80,001,000  transfers.   (catastrophic)</w:t>
+      </w:r>
+      <w:r>
+        <w:br/>
+      </w:r>
+      <w:r>
+        <w:br/>
+      </w:r>
+      <w:r>
+        <w:rPr>
+          <w:rStyle w:val="VerbatimChar"/>
+        </w:rPr>
+        <w:t xml:space="preserve">Block nested-loop, r outer (smaller):  b_r × b_s + b_r</w:t>
+      </w:r>
+      <w:r>
+        <w:br/>
+      </w:r>
+      <w:r>
+        <w:rPr>
+          <w:rStyle w:val="VerbatimChar"/>
+        </w:rPr>
+        <w:t xml:space="preserve">      = 1,000 × 4,000 + 1,000 = 4,001,000  transfers.</w:t>
+      </w:r>
+      <w:r>
+        <w:br/>
+      </w:r>
+      <w:r>
+        <w:rPr>
+          <w:rStyle w:val="VerbatimChar"/>
+        </w:rPr>
+        <w:t xml:space="preserve">Block nested-loop, s outer (WRONG side):  b_s × b_r + b_s</w:t>
+      </w:r>
+      <w:r>
+        <w:br/>
+      </w:r>
+      <w:r>
+        <w:rPr>
+          <w:rStyle w:val="VerbatimChar"/>
+        </w:rPr>
+        <w:t xml:space="preserve">      = 4,000 × 1,000 + 4,000 = 4,004,000  → confirms: smaller = outer.</w:t>
+      </w:r>
+      <w:r>
+        <w:br/>
+      </w:r>
+      <w:r>
+        <w:br/>
+      </w:r>
+      <w:r>
+        <w:rPr>
+          <w:rStyle w:val="VerbatimChar"/>
+        </w:rPr>
+        <w:t xml:space="preserve">Indexed nested-loop (index on s), r outer:  b_r + n_r × c</w:t>
+      </w:r>
+      <w:r>
+        <w:br/>
+      </w:r>
+      <w:r>
+        <w:rPr>
+          <w:rStyle w:val="VerbatimChar"/>
+        </w:rPr>
+        <w:t xml:space="preserve">      = 1,000 + 20,000 × 4 = 81,000  transfers.</w:t>
+      </w:r>
+      <w:r>
+        <w:br/>
+      </w:r>
+      <w:r>
+        <w:br/>
+      </w:r>
+      <w:r>
+        <w:rPr>
+          <w:rStyle w:val="VerbatimChar"/>
+        </w:rPr>
+        <w:t xml:space="preserve">Sort-merge (must sort both; assume 1 merge pass each ≈ 3·b for sort+read):</w:t>
+      </w:r>
+      <w:r>
+        <w:br/>
+      </w:r>
+      <w:r>
+        <w:rPr>
+          <w:rStyle w:val="VerbatimChar"/>
+        </w:rPr>
+        <w:t xml:space="preserve">      ≈ 3·b_r + 3·b_s + (b_r + b_s)  ≈ 3,000 + 12,000 + 5,000 = 20,000 transfers.</w:t>
+      </w:r>
+      <w:r>
+        <w:br/>
+      </w:r>
+      <w:r>
+        <w:rPr>
+          <w:rStyle w:val="VerbatimChar"/>
+        </w:rPr>
+        <w:t xml:space="preserve">      If BOTH already sorted:  b_r + b_s = 5,000 transfers.   (cheapest possible)</w:t>
+      </w:r>
+      <w:r>
+        <w:br/>
+      </w:r>
+      <w:r>
+        <w:br/>
+      </w:r>
+      <w:r>
+        <w:rPr>
+          <w:rStyle w:val="VerbatimChar"/>
+        </w:rPr>
+        <w:t xml:space="preserve">Hash join (grace / partitioned):  3 × (b_r + b_s)</w:t>
+      </w:r>
+      <w:r>
+        <w:br/>
+      </w:r>
+      <w:r>
+        <w:rPr>
+          <w:rStyle w:val="VerbatimChar"/>
+        </w:rPr>
+        <w:t xml:space="preserve">      = 3 × 5,000 = 15,000  transfers.</w:t>
+      </w:r>
+    </w:p>
+    <w:p>
+      <w:pPr>
+        <w:pStyle w:val="BlockText"/>
+      </w:pPr>
+      <w:r>
+        <w:rPr>
+          <w:b/>
+          <w:bCs/>
+        </w:rPr>
+        <w:t xml:space="preserve">Ranking (this dataset):</w:t>
+      </w:r>
+      <w:r>
+        <w:t xml:space="preserve"> </w:t>
+      </w:r>
+      <w:r>
+        <w:t xml:space="preserve">pre-sorted sort-merge (5,000) &lt; hash (15,000) &lt;</w:t>
+      </w:r>
+      <w:r>
+        <w:t xml:space="preserve"> </w:t>
+      </w:r>
+      <w:r>
+        <w:t xml:space="preserve">sort-merge with sorting (20,000) &lt; indexed NL (81,000) ≪ block NL (4,001,000) ≪</w:t>
+      </w:r>
+      <w:r>
+        <w:t xml:space="preserve"> </w:t>
+      </w:r>
+      <w:r>
+        <w:t xml:space="preserve">simple NL (80M).</w:t>
+      </w:r>
+      <w:r>
+        <w:t xml:space="preserve"> </w:t>
+      </w:r>
+      <w:r>
+        <w:rPr>
+          <w:b/>
+          <w:bCs/>
+        </w:rPr>
+        <w:t xml:space="preserve">Take-aways:</w:t>
+      </w:r>
+      <w:r>
+        <w:t xml:space="preserve"> </w:t>
+      </w:r>
+      <w:r>
+        <w:t xml:space="preserve">(1)</w:t>
+      </w:r>
+      <w:r>
+        <w:t xml:space="preserve"> </w:t>
+      </w:r>
+      <w:r>
+        <w:rPr>
+          <w:b/>
+          <w:bCs/>
+        </w:rPr>
+        <w:t xml:space="preserve">block</w:t>
+      </w:r>
+      <w:r>
+        <w:t xml:space="preserve"> </w:t>
+      </w:r>
+      <w:r>
+        <w:t xml:space="preserve">NL is ~</w:t>
+      </w:r>
+      <w:r>
+        <w:rPr>
+          <w:rStyle w:val="VerbatimChar"/>
+        </w:rPr>
+        <w:t xml:space="preserve">b_s×</w:t>
+      </w:r>
+      <w:r>
+        <w:t xml:space="preserve"> </w:t>
+      </w:r>
+      <w:r>
+        <w:t xml:space="preserve">cheaper than</w:t>
+      </w:r>
+      <w:r>
+        <w:t xml:space="preserve"> </w:t>
+      </w:r>
+      <w:r>
+        <w:rPr>
+          <w:b/>
+          <w:bCs/>
+        </w:rPr>
+        <w:t xml:space="preserve">simple</w:t>
+      </w:r>
+      <w:r>
+        <w:t xml:space="preserve"> </w:t>
+      </w:r>
+      <w:r>
+        <w:t xml:space="preserve">NL (blocks vs tuples). (2) An</w:t>
+      </w:r>
+      <w:r>
+        <w:t xml:space="preserve"> </w:t>
+      </w:r>
+      <w:r>
+        <w:rPr>
+          <w:b/>
+          <w:bCs/>
+        </w:rPr>
+        <w:t xml:space="preserve">index on the inner</w:t>
+      </w:r>
+      <w:r>
+        <w:t xml:space="preserve"> </w:t>
+      </w:r>
+      <w:r>
+        <w:t xml:space="preserve">relation turns a</w:t>
+      </w:r>
+      <w:r>
+        <w:t xml:space="preserve"> </w:t>
+      </w:r>
+      <w:r>
+        <w:t xml:space="preserve">multi-million-transfer join into ~81k. (3) At scale,</w:t>
+      </w:r>
+      <w:r>
+        <w:t xml:space="preserve"> </w:t>
+      </w:r>
+      <w:r>
+        <w:rPr>
+          <w:b/>
+          <w:bCs/>
+        </w:rPr>
+        <w:t xml:space="preserve">hash</w:t>
+      </w:r>
+      <w:r>
+        <w:t xml:space="preserve"> </w:t>
+      </w:r>
+      <w:r>
+        <w:t xml:space="preserve">and</w:t>
+      </w:r>
+      <w:r>
+        <w:t xml:space="preserve"> </w:t>
+      </w:r>
+      <w:r>
+        <w:rPr>
+          <w:b/>
+          <w:bCs/>
+        </w:rPr>
+        <w:t xml:space="preserve">sort-merge</w:t>
+      </w:r>
+      <w:r>
+        <w:t xml:space="preserve"> </w:t>
+      </w:r>
+      <w:r>
+        <w:t xml:space="preserve">dominate — but only for</w:t>
+      </w:r>
+      <w:r>
+        <w:t xml:space="preserve"> </w:t>
+      </w:r>
+      <w:r>
+        <w:rPr>
+          <w:b/>
+          <w:bCs/>
+        </w:rPr>
+        <w:t xml:space="preserve">equi-joins</w:t>
+      </w:r>
+      <w:r>
+        <w:t xml:space="preserve">; for</w:t>
+      </w:r>
+      <w:r>
+        <w:t xml:space="preserve"> </w:t>
+      </w:r>
+      <w:r>
+        <w:rPr>
+          <w:rStyle w:val="VerbatimChar"/>
+        </w:rPr>
+        <w:t xml:space="preserve">r.a &gt; s.b</w:t>
+      </w:r>
+      <w:r>
+        <w:t xml:space="preserve"> </w:t>
+      </w:r>
+      <w:r>
+        <w:t xml:space="preserve">you are stuck with</w:t>
+      </w:r>
+      <w:r>
+        <w:t xml:space="preserve"> </w:t>
+      </w:r>
+      <w:r>
+        <w:t xml:space="preserve">nested-loop. (4) Always put the</w:t>
+      </w:r>
+      <w:r>
+        <w:t xml:space="preserve"> </w:t>
+      </w:r>
+      <w:r>
+        <w:rPr>
+          <w:b/>
+          <w:bCs/>
+        </w:rPr>
+        <w:t xml:space="preserve">smaller</w:t>
+      </w:r>
+      <w:r>
+        <w:t xml:space="preserve"> </w:t>
+      </w:r>
+      <w:r>
+        <w:t xml:space="preserve">relation outer/build.</w:t>
+      </w:r>
+    </w:p>
+    <w:bookmarkEnd w:id="40"/>
+    <w:bookmarkStart w:id="41" w:name="Xb9f3b95b930ed83ea174f0c89bfa62a8e05dc07"/>
     <w:p>
       <w:pPr>
         <w:pStyle w:val="Heading3"/>
@@ -3984,9 +5398,9 @@
         </w:pict>
       </w:r>
     </w:p>
-    <w:bookmarkEnd w:id="38"/>
-    <w:bookmarkEnd w:id="39"/>
-    <w:bookmarkStart w:id="43" w:name="X727fb2425a47a2096e1b2c1d95fc888dc40203b"/>
+    <w:bookmarkEnd w:id="41"/>
+    <w:bookmarkEnd w:id="42"/>
+    <w:bookmarkStart w:id="46" w:name="X727fb2425a47a2096e1b2c1d95fc888dc40203b"/>
     <w:p>
       <w:pPr>
         <w:pStyle w:val="Heading2"/>
@@ -4028,18 +5442,18 @@
           <wp:inline>
             <wp:extent cx="5334000" cy="2900643"/>
             <wp:effectExtent b="0" l="0" r="0" t="0"/>
-            <wp:docPr descr="Materialization writes each operation’s result to a temp file that the next reads; pipelining passes tuples directly in memory; blocking operators (sort, aggregation) force materialization." title="" id="41" name="Picture"/>
+            <wp:docPr descr="Materialization writes each operation’s result to a temp file that the next reads; pipelining passes tuples directly in memory; blocking operators (sort, aggregation) force materialization." title="" id="44" name="Picture"/>
             <a:graphic>
               <a:graphicData uri="http://schemas.openxmlformats.org/drawingml/2006/picture">
                 <pic:pic>
                   <pic:nvPicPr>
-                    <pic:cNvPr descr="images/86_materialization_pipelining.png" id="42" name="Picture"/>
+                    <pic:cNvPr descr="images/86_materialization_pipelining.png" id="45" name="Picture"/>
                     <pic:cNvPicPr>
                       <a:picLocks noChangeArrowheads="1" noChangeAspect="1"/>
                     </pic:cNvPicPr>
                   </pic:nvPicPr>
                   <pic:blipFill>
-                    <a:blip r:embed="rId40"/>
+                    <a:blip r:embed="rId43"/>
                     <a:stretch>
                       <a:fillRect/>
                     </a:stretch>
@@ -4336,8 +5750,8 @@
         </w:pict>
       </w:r>
     </w:p>
-    <w:bookmarkEnd w:id="43"/>
-    <w:bookmarkStart w:id="47" w:name="query-optimization-heuristic-rule-based"/>
+    <w:bookmarkEnd w:id="46"/>
+    <w:bookmarkStart w:id="54" w:name="query-optimization-heuristic-rule-based"/>
     <w:p>
       <w:pPr>
         <w:pStyle w:val="Heading2"/>
@@ -4726,18 +6140,18 @@
           <wp:inline>
             <wp:extent cx="5334000" cy="3298703"/>
             <wp:effectExtent b="0" l="0" r="0" t="0"/>
-            <wp:docPr descr="Heuristic optimization: pushing the selection below the join so we filter CUSTOMER first, then join the smaller result, instead of joining whole tables then filtering." title="" id="45" name="Picture"/>
+            <wp:docPr descr="Heuristic optimization: pushing the selection below the join so we filter CUSTOMER first, then join the smaller result, instead of joining whole tables then filtering." title="" id="48" name="Picture"/>
             <a:graphic>
               <a:graphicData uri="http://schemas.openxmlformats.org/drawingml/2006/picture">
                 <pic:pic>
                   <pic:nvPicPr>
-                    <pic:cNvPr descr="images/87_heuristic_optimization.png" id="46" name="Picture"/>
+                    <pic:cNvPr descr="images/87_heuristic_optimization.png" id="49" name="Picture"/>
                     <pic:cNvPicPr>
                       <a:picLocks noChangeArrowheads="1" noChangeAspect="1"/>
                     </pic:cNvPicPr>
                   </pic:nvPicPr>
                   <pic:blipFill>
-                    <a:blip r:embed="rId44"/>
+                    <a:blip r:embed="rId47"/>
                     <a:stretch>
                       <a:fillRect/>
                     </a:stretch>
@@ -5095,21 +6509,13 @@
         <w:t xml:space="preserve">plans.</w:t>
       </w:r>
     </w:p>
-    <w:p>
-      <w:r>
-        <w:pict>
-          <v:rect style="width:0;height:1.5pt" o:hralign="center" o:hrstd="t" o:hr="t"/>
-        </w:pict>
-      </w:r>
-    </w:p>
-    <w:bookmarkEnd w:id="47"/>
-    <w:bookmarkStart w:id="52" w:name="query-optimization-cost-based"/>
-    <w:p>
-      <w:pPr>
-        <w:pStyle w:val="Heading2"/>
-      </w:pPr>
-      <w:r>
-        <w:t xml:space="preserve">8.8 Query Optimization — Cost-Based</w:t>
+    <w:bookmarkStart w:id="53" w:name="X18d0cffb21164722a3c75408ee69d7e4a9d6925"/>
+    <w:p>
+      <w:pPr>
+        <w:pStyle w:val="Heading3"/>
+      </w:pPr>
+      <w:r>
+        <w:t xml:space="preserve">8.7A Worked heuristic transformation (with the numbers)</w:t>
       </w:r>
     </w:p>
     <w:p>
@@ -5117,68 +6523,23 @@
         <w:pStyle w:val="FirstParagraph"/>
       </w:pPr>
       <w:r>
-        <w:t xml:space="preserve">Heuristics aren’t always optimal.</w:t>
-      </w:r>
-      <w:r>
-        <w:t xml:space="preserve"> </w:t>
-      </w:r>
-      <w:r>
-        <w:rPr>
-          <w:b/>
-          <w:bCs/>
-        </w:rPr>
-        <w:t xml:space="preserve">Cost-based optimization</w:t>
-      </w:r>
-      <w:r>
-        <w:t xml:space="preserve"> </w:t>
-      </w:r>
-      <w:r>
-        <w:rPr>
-          <w:b/>
-          <w:bCs/>
-        </w:rPr>
-        <w:t xml:space="preserve">enumerates</w:t>
-      </w:r>
-      <w:r>
-        <w:t xml:space="preserve"> </w:t>
-      </w:r>
-      <w:r>
-        <w:t xml:space="preserve">many</w:t>
-      </w:r>
-      <w:r>
-        <w:t xml:space="preserve"> </w:t>
-      </w:r>
-      <w:r>
-        <w:t xml:space="preserve">plans,</w:t>
-      </w:r>
-      <w:r>
-        <w:t xml:space="preserve"> </w:t>
-      </w:r>
-      <w:r>
-        <w:rPr>
-          <w:b/>
-          <w:bCs/>
-        </w:rPr>
-        <w:t xml:space="preserve">estimates</w:t>
-      </w:r>
-      <w:r>
-        <w:t xml:space="preserve"> </w:t>
-      </w:r>
-      <w:r>
-        <w:t xml:space="preserve">each one’s cost from statistics, and picks the</w:t>
-      </w:r>
-      <w:r>
-        <w:t xml:space="preserve"> </w:t>
-      </w:r>
-      <w:r>
-        <w:rPr>
-          <w:b/>
-          <w:bCs/>
-        </w:rPr>
-        <w:t xml:space="preserve">cheapest</w:t>
-      </w:r>
-      <w:r>
-        <w:t xml:space="preserve">.</w:t>
+        <w:t xml:space="preserve">Here is the full before/after query-tree rewrite and</w:t>
+      </w:r>
+      <w:r>
+        <w:t xml:space="preserve"> </w:t>
+      </w:r>
+      <w:r>
+        <w:rPr>
+          <w:i/>
+          <w:iCs/>
+        </w:rPr>
+        <w:t xml:space="preserve">why</w:t>
+      </w:r>
+      <w:r>
+        <w:t xml:space="preserve"> </w:t>
+      </w:r>
+      <w:r>
+        <w:t xml:space="preserve">it wins, quantified.</w:t>
       </w:r>
     </w:p>
     <w:p>
@@ -5188,20 +6549,662 @@
       <w:r>
         <w:drawing>
           <wp:inline>
-            <wp:extent cx="5334000" cy="2900643"/>
+            <wp:extent cx="5334000" cy="3010277"/>
             <wp:effectExtent b="0" l="0" r="0" t="0"/>
-            <wp:docPr descr="Cost-based optimization: enumerate plans, estimate cost using statistics (tuple/block counts, distinct values, selectivity), and pick the cheapest; join order is the biggest lever." title="" id="49" name="Picture"/>
+            <wp:docPr descr="The naive tree joins the whole CUSTOMER and ORDER tables and only then filters; the optimized tree pushes σ down to filter CUSTOMER first and pushes π to the leaves, so the join sees far fewer, narrower tuples." title="" id="51" name="Picture"/>
             <a:graphic>
               <a:graphicData uri="http://schemas.openxmlformats.org/drawingml/2006/picture">
                 <pic:pic>
                   <pic:nvPicPr>
-                    <pic:cNvPr descr="images/88_cost_based_optimization.png" id="50" name="Picture"/>
+                    <pic:cNvPr descr="images/186_heuristic_pushdown.png" id="52" name="Picture"/>
                     <pic:cNvPicPr>
                       <a:picLocks noChangeArrowheads="1" noChangeAspect="1"/>
                     </pic:cNvPicPr>
                   </pic:nvPicPr>
                   <pic:blipFill>
-                    <a:blip r:embed="rId48"/>
+                    <a:blip r:embed="rId50"/>
+                    <a:stretch>
+                      <a:fillRect/>
+                    </a:stretch>
+                  </pic:blipFill>
+                  <pic:spPr bwMode="auto">
+                    <a:xfrm>
+                      <a:off x="0" y="0"/>
+                      <a:ext cx="5334000" cy="3010277"/>
+                    </a:xfrm>
+                    <a:prstGeom prst="rect">
+                      <a:avLst/>
+                    </a:prstGeom>
+                    <a:noFill/>
+                    <a:ln w="9525">
+                      <a:noFill/>
+                      <a:headEnd/>
+                      <a:tailEnd/>
+                    </a:ln>
+                  </pic:spPr>
+                </pic:pic>
+              </a:graphicData>
+            </a:graphic>
+          </wp:inline>
+        </w:drawing>
+      </w:r>
+    </w:p>
+    <w:p>
+      <w:pPr>
+        <w:pStyle w:val="ImageCaption"/>
+      </w:pPr>
+      <w:r>
+        <w:t xml:space="preserve">The naive tree joins the whole CUSTOMER and ORDER tables and only then filters; the optimized tree pushes σ down to filter CUSTOMER first and pushes π to the leaves, so the join sees far fewer, narrower tuples.</w:t>
+      </w:r>
+    </w:p>
+    <w:p>
+      <w:pPr>
+        <w:pStyle w:val="BodyText"/>
+      </w:pPr>
+      <w:r>
+        <w:rPr>
+          <w:b/>
+          <w:bCs/>
+        </w:rPr>
+        <w:t xml:space="preserve">Query:</w:t>
+      </w:r>
+      <w:r>
+        <w:t xml:space="preserve"> </w:t>
+      </w:r>
+      <w:r>
+        <w:rPr>
+          <w:rStyle w:val="VerbatimChar"/>
+        </w:rPr>
+        <w:t xml:space="preserve">SELECT c.name FROM CUSTOMER c JOIN ORDER o ON c.cid=o.cid WHERE c.city='Mumbai';</w:t>
+      </w:r>
+    </w:p>
+    <w:p>
+      <w:pPr>
+        <w:pStyle w:val="SourceCode"/>
+      </w:pPr>
+      <w:r>
+        <w:rPr>
+          <w:rStyle w:val="VerbatimChar"/>
+        </w:rPr>
+        <w:t xml:space="preserve">NAIVE tree (evaluate bottom-up):</w:t>
+      </w:r>
+      <w:r>
+        <w:br/>
+      </w:r>
+      <w:r>
+        <w:rPr>
+          <w:rStyle w:val="VerbatimChar"/>
+        </w:rPr>
+        <w:t xml:space="preserve">      π name ( σ city='Mumbai' ( CUSTOMER ⋈ ORDER ) )</w:t>
+      </w:r>
+      <w:r>
+        <w:br/>
+      </w:r>
+      <w:r>
+        <w:rPr>
+          <w:rStyle w:val="VerbatimChar"/>
+        </w:rPr>
+        <w:t xml:space="preserve">   → build the FULL join first, then throw away most rows.</w:t>
+      </w:r>
+      <w:r>
+        <w:br/>
+      </w:r>
+      <w:r>
+        <w:br/>
+      </w:r>
+      <w:r>
+        <w:rPr>
+          <w:rStyle w:val="VerbatimChar"/>
+        </w:rPr>
+        <w:t xml:space="preserve">OPTIMIZED tree (push σ down, then π down):</w:t>
+      </w:r>
+      <w:r>
+        <w:br/>
+      </w:r>
+      <w:r>
+        <w:rPr>
+          <w:rStyle w:val="VerbatimChar"/>
+        </w:rPr>
+        <w:t xml:space="preserve">      π name ( ( σ city='Mumbai'(CUSTOMER) ) ⋈ ORDER )</w:t>
+      </w:r>
+      <w:r>
+        <w:br/>
+      </w:r>
+      <w:r>
+        <w:rPr>
+          <w:rStyle w:val="VerbatimChar"/>
+        </w:rPr>
+        <w:t xml:space="preserve">   → filter CUSTOMER to Mumbai FIRST; the join now sees a tiny left input.</w:t>
+      </w:r>
+      <w:r>
+        <w:br/>
+      </w:r>
+      <w:r>
+        <w:rPr>
+          <w:rStyle w:val="VerbatimChar"/>
+        </w:rPr>
+        <w:t xml:space="preserve">   → also push π: project each leaf to just {cid, name} / {cid} before the join.</w:t>
+      </w:r>
+    </w:p>
+    <w:p>
+      <w:pPr>
+        <w:pStyle w:val="BlockText"/>
+      </w:pPr>
+      <w:r>
+        <w:rPr>
+          <w:b/>
+          <w:bCs/>
+        </w:rPr>
+        <w:t xml:space="preserve">Quantify it.</w:t>
+      </w:r>
+      <w:r>
+        <w:t xml:space="preserve"> </w:t>
+      </w:r>
+      <w:r>
+        <w:t xml:space="preserve">Say</w:t>
+      </w:r>
+      <w:r>
+        <w:t xml:space="preserve"> </w:t>
+      </w:r>
+      <w:r>
+        <w:rPr>
+          <w:rStyle w:val="VerbatimChar"/>
+        </w:rPr>
+        <w:t xml:space="preserve">CUSTOMER</w:t>
+      </w:r>
+      <w:r>
+        <w:t xml:space="preserve"> </w:t>
+      </w:r>
+      <w:r>
+        <w:t xml:space="preserve">= 100,000 rows,</w:t>
+      </w:r>
+      <w:r>
+        <w:t xml:space="preserve"> </w:t>
+      </w:r>
+      <w:r>
+        <w:rPr>
+          <w:rStyle w:val="VerbatimChar"/>
+        </w:rPr>
+        <w:t xml:space="preserve">ORDER</w:t>
+      </w:r>
+      <w:r>
+        <w:t xml:space="preserve"> </w:t>
+      </w:r>
+      <w:r>
+        <w:t xml:space="preserve">= 1,000,000 rows, and</w:t>
+      </w:r>
+      <w:r>
+        <w:t xml:space="preserve"> </w:t>
+      </w:r>
+      <w:r>
+        <w:t xml:space="preserve">only</w:t>
+      </w:r>
+      <w:r>
+        <w:t xml:space="preserve"> </w:t>
+      </w:r>
+      <w:r>
+        <w:rPr>
+          <w:rStyle w:val="VerbatimChar"/>
+        </w:rPr>
+        <w:t xml:space="preserve">2,000</w:t>
+      </w:r>
+      <w:r>
+        <w:t xml:space="preserve"> </w:t>
+      </w:r>
+      <w:r>
+        <w:t xml:space="preserve">customers are in Mumbai. The</w:t>
+      </w:r>
+      <w:r>
+        <w:t xml:space="preserve"> </w:t>
+      </w:r>
+      <w:r>
+        <w:rPr>
+          <w:b/>
+          <w:bCs/>
+        </w:rPr>
+        <w:t xml:space="preserve">naive</w:t>
+      </w:r>
+      <w:r>
+        <w:t xml:space="preserve"> </w:t>
+      </w:r>
+      <w:r>
+        <w:t xml:space="preserve">plan joins 100,000 × (their</w:t>
+      </w:r>
+      <w:r>
+        <w:t xml:space="preserve"> </w:t>
+      </w:r>
+      <w:r>
+        <w:t xml:space="preserve">orders) ≈ a</w:t>
+      </w:r>
+      <w:r>
+        <w:t xml:space="preserve"> </w:t>
+      </w:r>
+      <w:r>
+        <w:rPr>
+          <w:b/>
+          <w:bCs/>
+        </w:rPr>
+        <w:t xml:space="preserve">million-row</w:t>
+      </w:r>
+      <w:r>
+        <w:t xml:space="preserve"> </w:t>
+      </w:r>
+      <w:r>
+        <w:t xml:space="preserve">intermediate result, then filters down to a handful.</w:t>
+      </w:r>
+      <w:r>
+        <w:t xml:space="preserve"> </w:t>
+      </w:r>
+      <w:r>
+        <w:t xml:space="preserve">The</w:t>
+      </w:r>
+      <w:r>
+        <w:t xml:space="preserve"> </w:t>
+      </w:r>
+      <w:r>
+        <w:rPr>
+          <w:b/>
+          <w:bCs/>
+        </w:rPr>
+        <w:t xml:space="preserve">optimized</w:t>
+      </w:r>
+      <w:r>
+        <w:t xml:space="preserve"> </w:t>
+      </w:r>
+      <w:r>
+        <w:t xml:space="preserve">plan first shrinks CUSTOMER to</w:t>
+      </w:r>
+      <w:r>
+        <w:t xml:space="preserve"> </w:t>
+      </w:r>
+      <w:r>
+        <w:rPr>
+          <w:rStyle w:val="VerbatimChar"/>
+        </w:rPr>
+        <w:t xml:space="preserve">2,000</w:t>
+      </w:r>
+      <w:r>
+        <w:t xml:space="preserve"> </w:t>
+      </w:r>
+      <w:r>
+        <w:t xml:space="preserve">rows (</w:t>
+      </w:r>
+      <w:r>
+        <w:rPr>
+          <w:rStyle w:val="VerbatimChar"/>
+        </w:rPr>
+        <w:t xml:space="preserve">σ</w:t>
+      </w:r>
+      <w:r>
+        <w:t xml:space="preserve"> </w:t>
+      </w:r>
+      <w:r>
+        <w:t xml:space="preserve">licensed by</w:t>
+      </w:r>
+      <w:r>
+        <w:t xml:space="preserve"> </w:t>
+      </w:r>
+      <w:r>
+        <w:rPr>
+          <w:i/>
+          <w:iCs/>
+        </w:rPr>
+        <w:t xml:space="preserve">σ</w:t>
+      </w:r>
+      <w:r>
+        <w:rPr>
+          <w:i/>
+          <w:iCs/>
+        </w:rPr>
+        <w:t xml:space="preserve"> </w:t>
+      </w:r>
+      <w:r>
+        <w:rPr>
+          <w:i/>
+          <w:iCs/>
+        </w:rPr>
+        <w:t xml:space="preserve">distributes over ⋈</w:t>
+      </w:r>
+      <w:r>
+        <w:t xml:space="preserve"> </w:t>
+      </w:r>
+      <w:r>
+        <w:t xml:space="preserve">since</w:t>
+      </w:r>
+      <w:r>
+        <w:t xml:space="preserve"> </w:t>
+      </w:r>
+      <w:r>
+        <w:rPr>
+          <w:rStyle w:val="VerbatimChar"/>
+        </w:rPr>
+        <w:t xml:space="preserve">city</w:t>
+      </w:r>
+      <w:r>
+        <w:t xml:space="preserve"> </w:t>
+      </w:r>
+      <w:r>
+        <w:t xml:space="preserve">is a CUSTOMER-only predicate), so the join</w:t>
+      </w:r>
+      <w:r>
+        <w:t xml:space="preserve"> </w:t>
+      </w:r>
+      <w:r>
+        <w:t xml:space="preserve">probes with</w:t>
+      </w:r>
+      <w:r>
+        <w:t xml:space="preserve"> </w:t>
+      </w:r>
+      <w:r>
+        <w:rPr>
+          <w:b/>
+          <w:bCs/>
+        </w:rPr>
+        <w:t xml:space="preserve">50× fewer</w:t>
+      </w:r>
+      <w:r>
+        <w:t xml:space="preserve"> </w:t>
+      </w:r>
+      <w:r>
+        <w:t xml:space="preserve">left tuples.</w:t>
+      </w:r>
+      <w:r>
+        <w:t xml:space="preserve"> </w:t>
+      </w:r>
+      <w:r>
+        <w:rPr>
+          <w:b/>
+          <w:bCs/>
+        </w:rPr>
+        <w:t xml:space="preserve">Same answer, a fraction of the I/O.</w:t>
+      </w:r>
+    </w:p>
+    <w:p>
+      <w:pPr>
+        <w:pStyle w:val="BlockText"/>
+      </w:pPr>
+      <w:r>
+        <w:rPr>
+          <w:b/>
+          <w:bCs/>
+        </w:rPr>
+        <w:t xml:space="preserve">Legality note (exam trap):</w:t>
+      </w:r>
+      <w:r>
+        <w:t xml:space="preserve"> </w:t>
+      </w:r>
+      <w:r>
+        <w:t xml:space="preserve">you may push</w:t>
+      </w:r>
+      <w:r>
+        <w:t xml:space="preserve"> </w:t>
+      </w:r>
+      <w:r>
+        <w:rPr>
+          <w:rStyle w:val="VerbatimChar"/>
+        </w:rPr>
+        <w:t xml:space="preserve">σ</w:t>
+      </w:r>
+      <w:r>
+        <w:t xml:space="preserve"> </w:t>
+      </w:r>
+      <w:r>
+        <w:t xml:space="preserve">below a join</w:t>
+      </w:r>
+      <w:r>
+        <w:t xml:space="preserve"> </w:t>
+      </w:r>
+      <w:r>
+        <w:rPr>
+          <w:b/>
+          <w:bCs/>
+        </w:rPr>
+        <w:t xml:space="preserve">only if</w:t>
+      </w:r>
+      <w:r>
+        <w:t xml:space="preserve"> </w:t>
+      </w:r>
+      <w:r>
+        <w:t xml:space="preserve">the</w:t>
+      </w:r>
+      <w:r>
+        <w:t xml:space="preserve"> </w:t>
+      </w:r>
+      <w:r>
+        <w:t xml:space="preserve">predicate references attributes of</w:t>
+      </w:r>
+      <w:r>
+        <w:t xml:space="preserve"> </w:t>
+      </w:r>
+      <w:r>
+        <w:rPr>
+          <w:b/>
+          <w:bCs/>
+        </w:rPr>
+        <w:t xml:space="preserve">one</w:t>
+      </w:r>
+      <w:r>
+        <w:t xml:space="preserve"> </w:t>
+      </w:r>
+      <w:r>
+        <w:t xml:space="preserve">side. A predicate spanning both</w:t>
+      </w:r>
+      <w:r>
+        <w:t xml:space="preserve"> </w:t>
+      </w:r>
+      <w:r>
+        <w:t xml:space="preserve">relations (</w:t>
+      </w:r>
+      <w:r>
+        <w:rPr>
+          <w:rStyle w:val="VerbatimChar"/>
+        </w:rPr>
+        <w:t xml:space="preserve">c.x = o.y</w:t>
+      </w:r>
+      <w:r>
+        <w:t xml:space="preserve">) is a</w:t>
+      </w:r>
+      <w:r>
+        <w:t xml:space="preserve"> </w:t>
+      </w:r>
+      <w:r>
+        <w:rPr>
+          <w:b/>
+          <w:bCs/>
+        </w:rPr>
+        <w:t xml:space="preserve">join condition</w:t>
+      </w:r>
+      <w:r>
+        <w:t xml:space="preserve"> </w:t>
+      </w:r>
+      <w:r>
+        <w:t xml:space="preserve">and stays at the join. Likewise,</w:t>
+      </w:r>
+      <w:r>
+        <w:t xml:space="preserve"> </w:t>
+      </w:r>
+      <w:r>
+        <w:t xml:space="preserve">push</w:t>
+      </w:r>
+      <w:r>
+        <w:t xml:space="preserve"> </w:t>
+      </w:r>
+      <w:r>
+        <w:rPr>
+          <w:rStyle w:val="VerbatimChar"/>
+        </w:rPr>
+        <w:t xml:space="preserve">π</w:t>
+      </w:r>
+      <w:r>
+        <w:t xml:space="preserve"> </w:t>
+      </w:r>
+      <w:r>
+        <w:t xml:space="preserve">down</w:t>
+      </w:r>
+      <w:r>
+        <w:t xml:space="preserve"> </w:t>
+      </w:r>
+      <w:r>
+        <w:rPr>
+          <w:b/>
+          <w:bCs/>
+        </w:rPr>
+        <w:t xml:space="preserve">only if</w:t>
+      </w:r>
+      <w:r>
+        <w:t xml:space="preserve"> </w:t>
+      </w:r>
+      <w:r>
+        <w:t xml:space="preserve">you keep every attribute the join/higher operators</w:t>
+      </w:r>
+      <w:r>
+        <w:t xml:space="preserve"> </w:t>
+      </w:r>
+      <w:r>
+        <w:t xml:space="preserve">still need (here</w:t>
+      </w:r>
+      <w:r>
+        <w:t xml:space="preserve"> </w:t>
+      </w:r>
+      <w:r>
+        <w:rPr>
+          <w:rStyle w:val="VerbatimChar"/>
+        </w:rPr>
+        <w:t xml:space="preserve">cid</w:t>
+      </w:r>
+      <w:r>
+        <w:t xml:space="preserve"> </w:t>
+      </w:r>
+      <w:r>
+        <w:t xml:space="preserve">must survive the projection even though the final output</w:t>
+      </w:r>
+      <w:r>
+        <w:t xml:space="preserve"> </w:t>
+      </w:r>
+      <w:r>
+        <w:t xml:space="preserve">is only</w:t>
+      </w:r>
+      <w:r>
+        <w:t xml:space="preserve"> </w:t>
+      </w:r>
+      <w:r>
+        <w:rPr>
+          <w:rStyle w:val="VerbatimChar"/>
+        </w:rPr>
+        <w:t xml:space="preserve">name</w:t>
+      </w:r>
+      <w:r>
+        <w:t xml:space="preserve">).</w:t>
+      </w:r>
+    </w:p>
+    <w:p>
+      <w:r>
+        <w:pict>
+          <v:rect style="width:0;height:1.5pt" o:hralign="center" o:hrstd="t" o:hr="t"/>
+        </w:pict>
+      </w:r>
+    </w:p>
+    <w:bookmarkEnd w:id="53"/>
+    <w:bookmarkEnd w:id="54"/>
+    <w:bookmarkStart w:id="59" w:name="query-optimization-cost-based"/>
+    <w:p>
+      <w:pPr>
+        <w:pStyle w:val="Heading2"/>
+      </w:pPr>
+      <w:r>
+        <w:t xml:space="preserve">8.8 Query Optimization — Cost-Based</w:t>
+      </w:r>
+    </w:p>
+    <w:p>
+      <w:pPr>
+        <w:pStyle w:val="FirstParagraph"/>
+      </w:pPr>
+      <w:r>
+        <w:t xml:space="preserve">Heuristics aren’t always optimal.</w:t>
+      </w:r>
+      <w:r>
+        <w:t xml:space="preserve"> </w:t>
+      </w:r>
+      <w:r>
+        <w:rPr>
+          <w:b/>
+          <w:bCs/>
+        </w:rPr>
+        <w:t xml:space="preserve">Cost-based optimization</w:t>
+      </w:r>
+      <w:r>
+        <w:t xml:space="preserve"> </w:t>
+      </w:r>
+      <w:r>
+        <w:rPr>
+          <w:b/>
+          <w:bCs/>
+        </w:rPr>
+        <w:t xml:space="preserve">enumerates</w:t>
+      </w:r>
+      <w:r>
+        <w:t xml:space="preserve"> </w:t>
+      </w:r>
+      <w:r>
+        <w:t xml:space="preserve">many</w:t>
+      </w:r>
+      <w:r>
+        <w:t xml:space="preserve"> </w:t>
+      </w:r>
+      <w:r>
+        <w:t xml:space="preserve">plans,</w:t>
+      </w:r>
+      <w:r>
+        <w:t xml:space="preserve"> </w:t>
+      </w:r>
+      <w:r>
+        <w:rPr>
+          <w:b/>
+          <w:bCs/>
+        </w:rPr>
+        <w:t xml:space="preserve">estimates</w:t>
+      </w:r>
+      <w:r>
+        <w:t xml:space="preserve"> </w:t>
+      </w:r>
+      <w:r>
+        <w:t xml:space="preserve">each one’s cost from statistics, and picks the</w:t>
+      </w:r>
+      <w:r>
+        <w:t xml:space="preserve"> </w:t>
+      </w:r>
+      <w:r>
+        <w:rPr>
+          <w:b/>
+          <w:bCs/>
+        </w:rPr>
+        <w:t xml:space="preserve">cheapest</w:t>
+      </w:r>
+      <w:r>
+        <w:t xml:space="preserve">.</w:t>
+      </w:r>
+    </w:p>
+    <w:p>
+      <w:pPr>
+        <w:pStyle w:val="CaptionedFigure"/>
+      </w:pPr>
+      <w:r>
+        <w:drawing>
+          <wp:inline>
+            <wp:extent cx="5334000" cy="2900643"/>
+            <wp:effectExtent b="0" l="0" r="0" t="0"/>
+            <wp:docPr descr="Cost-based optimization: enumerate plans, estimate cost using statistics (tuple/block counts, distinct values, selectivity), and pick the cheapest; join order is the biggest lever." title="" id="56" name="Picture"/>
+            <a:graphic>
+              <a:graphicData uri="http://schemas.openxmlformats.org/drawingml/2006/picture">
+                <pic:pic>
+                  <pic:nvPicPr>
+                    <pic:cNvPr descr="images/88_cost_based_optimization.png" id="57" name="Picture"/>
+                    <pic:cNvPicPr>
+                      <a:picLocks noChangeArrowheads="1" noChangeAspect="1"/>
+                    </pic:cNvPicPr>
+                  </pic:nvPicPr>
+                  <pic:blipFill>
+                    <a:blip r:embed="rId55"/>
                     <a:stretch>
                       <a:fillRect/>
                     </a:stretch>
@@ -5561,7 +7564,7 @@
         <w:t xml:space="preserve">to refresh statistics.</w:t>
       </w:r>
     </w:p>
-    <w:bookmarkStart w:id="51" w:name="size-estimation-formulas-gate-numericals"/>
+    <w:bookmarkStart w:id="58" w:name="size-estimation-formulas-gate-numericals"/>
     <w:p>
       <w:pPr>
         <w:pStyle w:val="Heading3"/>
@@ -6101,9 +8104,9 @@
         </w:pict>
       </w:r>
     </w:p>
-    <w:bookmarkEnd w:id="51"/>
-    <w:bookmarkEnd w:id="52"/>
-    <w:bookmarkStart w:id="56" w:name="choosing-a-join-algorithm"/>
+    <w:bookmarkEnd w:id="58"/>
+    <w:bookmarkEnd w:id="59"/>
+    <w:bookmarkStart w:id="63" w:name="choosing-a-join-algorithm"/>
     <w:p>
       <w:pPr>
         <w:pStyle w:val="Heading2"/>
@@ -6121,18 +8124,18 @@
           <wp:inline>
             <wp:extent cx="5334000" cy="6444423"/>
             <wp:effectExtent b="0" l="0" r="0" t="0"/>
-            <wp:docPr descr="Flowchart: non-equi join → nested-loop; equi with index + small side → indexed nested-loop; sorted/needs-sort → sort-merge; otherwise → hash join." title="" id="54" name="Picture"/>
+            <wp:docPr descr="Flowchart: non-equi join → nested-loop; equi with index + small side → indexed nested-loop; sorted/needs-sort → sort-merge; otherwise → hash join." title="" id="61" name="Picture"/>
             <a:graphic>
               <a:graphicData uri="http://schemas.openxmlformats.org/drawingml/2006/picture">
                 <pic:pic>
                   <pic:nvPicPr>
-                    <pic:cNvPr descr="images/89_fc_join_selection.png" id="55" name="Picture"/>
+                    <pic:cNvPr descr="images/89_fc_join_selection.png" id="62" name="Picture"/>
                     <pic:cNvPicPr>
                       <a:picLocks noChangeArrowheads="1" noChangeAspect="1"/>
                     </pic:cNvPicPr>
                   </pic:nvPicPr>
                   <pic:blipFill>
-                    <a:blip r:embed="rId53"/>
+                    <a:blip r:embed="rId60"/>
                     <a:stretch>
                       <a:fillRect/>
                     </a:stretch>
@@ -6335,8 +8338,8 @@
         </w:pict>
       </w:r>
     </w:p>
-    <w:bookmarkEnd w:id="56"/>
-    <w:bookmarkStart w:id="57" w:name="real-world-backend-perspectives"/>
+    <w:bookmarkEnd w:id="63"/>
+    <w:bookmarkStart w:id="64" w:name="real-world-backend-perspectives"/>
     <w:p>
       <w:pPr>
         <w:pStyle w:val="Heading2"/>
@@ -6540,8 +8543,8 @@
         </w:pict>
       </w:r>
     </w:p>
-    <w:bookmarkEnd w:id="57"/>
-    <w:bookmarkStart w:id="58" w:name="tradeoffs-common-mistakes-edge-cases"/>
+    <w:bookmarkEnd w:id="64"/>
+    <w:bookmarkStart w:id="65" w:name="tradeoffs-common-mistakes-edge-cases"/>
     <w:p>
       <w:pPr>
         <w:pStyle w:val="Heading2"/>
@@ -7029,8 +9032,8 @@
         </w:pict>
       </w:r>
     </w:p>
-    <w:bookmarkEnd w:id="58"/>
-    <w:bookmarkStart w:id="59" w:name="exam-interview-coding-perspectives"/>
+    <w:bookmarkEnd w:id="65"/>
+    <w:bookmarkStart w:id="66" w:name="exam-interview-coding-perspectives"/>
     <w:p>
       <w:pPr>
         <w:pStyle w:val="Heading2"/>
@@ -7205,8 +9208,8 @@
         </w:pict>
       </w:r>
     </w:p>
-    <w:bookmarkEnd w:id="59"/>
-    <w:bookmarkStart w:id="60" w:name="concept-checks-mcqs"/>
+    <w:bookmarkEnd w:id="66"/>
+    <w:bookmarkStart w:id="67" w:name="concept-checks-mcqs"/>
     <w:p>
       <w:pPr>
         <w:pStyle w:val="Heading2"/>
@@ -7905,14 +9908,584 @@
       </w:r>
     </w:p>
     <w:p>
+      <w:pPr>
+        <w:pStyle w:val="BodyText"/>
+      </w:pPr>
+      <w:r>
+        <w:rPr>
+          <w:b/>
+          <w:bCs/>
+        </w:rPr>
+        <w:t xml:space="preserve">More MCQs (8.3A–8.7A additions):</w:t>
+      </w:r>
+    </w:p>
+    <w:p>
+      <w:pPr>
+        <w:pStyle w:val="Compact"/>
+        <w:numPr>
+          <w:ilvl w:val="0"/>
+          <w:numId w:val="1014"/>
+        </w:numPr>
+      </w:pPr>
+      <w:r>
+        <w:t xml:space="preserve">Secondary-index equality selection cost? →</w:t>
+      </w:r>
+      <w:r>
+        <w:t xml:space="preserve"> </w:t>
+      </w:r>
+      <w:r>
+        <w:rPr>
+          <w:b/>
+          <w:bCs/>
+        </w:rPr>
+        <w:t xml:space="preserve">height + number of matching</w:t>
+      </w:r>
+      <w:r>
+        <w:rPr>
+          <w:b/>
+          <w:bCs/>
+        </w:rPr>
+        <w:t xml:space="preserve"> </w:t>
+      </w:r>
+      <w:r>
+        <w:rPr>
+          <w:b/>
+          <w:bCs/>
+        </w:rPr>
+        <w:t xml:space="preserve">records</w:t>
+      </w:r>
+      <w:r>
+        <w:t xml:space="preserve"> </w:t>
+      </w:r>
+      <w:r>
+        <w:t xml:space="preserve">(one random I/O per match).</w:t>
+      </w:r>
+    </w:p>
+    <w:p>
+      <w:pPr>
+        <w:pStyle w:val="Compact"/>
+        <w:numPr>
+          <w:ilvl w:val="0"/>
+          <w:numId w:val="1014"/>
+        </w:numPr>
+      </w:pPr>
+      <w:r>
+        <w:t xml:space="preserve">Primary-index equality selection cost? →</w:t>
+      </w:r>
+      <w:r>
+        <w:t xml:space="preserve"> </w:t>
+      </w:r>
+      <w:r>
+        <w:rPr>
+          <w:b/>
+          <w:bCs/>
+        </w:rPr>
+        <w:t xml:space="preserve">height + matching blocks</w:t>
+      </w:r>
+      <w:r>
+        <w:t xml:space="preserve"> </w:t>
+      </w:r>
+      <w:r>
+        <w:t xml:space="preserve">(matches</w:t>
+      </w:r>
+      <w:r>
+        <w:t xml:space="preserve"> </w:t>
+      </w:r>
+      <w:r>
+        <w:t xml:space="preserve">contiguous).</w:t>
+      </w:r>
+    </w:p>
+    <w:p>
+      <w:pPr>
+        <w:pStyle w:val="Compact"/>
+        <w:numPr>
+          <w:ilvl w:val="0"/>
+          <w:numId w:val="1014"/>
+        </w:numPr>
+      </w:pPr>
+      <w:r>
+        <w:t xml:space="preserve">External merge sort: number of initial runs? →</w:t>
+      </w:r>
+      <w:r>
+        <w:t xml:space="preserve"> </w:t>
+      </w:r>
+      <w:r>
+        <w:rPr>
+          <w:b/>
+          <w:bCs/>
+        </w:rPr>
+        <w:t xml:space="preserve">⌈b_r / M⌉</w:t>
+      </w:r>
+      <w:r>
+        <w:t xml:space="preserve">. Merge fan-in? →</w:t>
+      </w:r>
+      <w:r>
+        <w:t xml:space="preserve"> </w:t>
+      </w:r>
+      <w:r>
+        <w:rPr>
+          <w:b/>
+          <w:bCs/>
+        </w:rPr>
+        <w:t xml:space="preserve">M − 1</w:t>
+      </w:r>
+      <w:r>
+        <w:t xml:space="preserve">.</w:t>
+      </w:r>
+    </w:p>
+    <w:p>
+      <w:pPr>
+        <w:pStyle w:val="Compact"/>
+        <w:numPr>
+          <w:ilvl w:val="0"/>
+          <w:numId w:val="1014"/>
+        </w:numPr>
+      </w:pPr>
+      <w:r>
+        <w:t xml:space="preserve">External merge sort total transfers? →</w:t>
+      </w:r>
+      <w:r>
+        <w:t xml:space="preserve"> </w:t>
+      </w:r>
+      <w:r>
+        <w:rPr>
+          <w:b/>
+          <w:bCs/>
+        </w:rPr>
+        <w:t xml:space="preserve">b_r × (2·passes + 1)</w:t>
+      </w:r>
+      <w:r>
+        <w:t xml:space="preserve">.</w:t>
+      </w:r>
+    </w:p>
+    <w:p>
+      <w:pPr>
+        <w:pStyle w:val="Compact"/>
+        <w:numPr>
+          <w:ilvl w:val="0"/>
+          <w:numId w:val="1014"/>
+        </w:numPr>
+      </w:pPr>
+      <w:r>
+        <w:t xml:space="preserve">Doubling memory M in external sort helps how, exactly? →</w:t>
+      </w:r>
+      <w:r>
+        <w:t xml:space="preserve"> </w:t>
+      </w:r>
+      <w:r>
+        <w:rPr>
+          <w:b/>
+          <w:bCs/>
+        </w:rPr>
+        <w:t xml:space="preserve">fewer initial runs</w:t>
+      </w:r>
+      <w:r>
+        <w:rPr>
+          <w:b/>
+          <w:bCs/>
+        </w:rPr>
+        <w:t xml:space="preserve"> </w:t>
+      </w:r>
+      <w:r>
+        <w:rPr>
+          <w:b/>
+          <w:bCs/>
+        </w:rPr>
+        <w:t xml:space="preserve">AND wider fan-in → fewer passes</w:t>
+      </w:r>
+      <w:r>
+        <w:t xml:space="preserve">.</w:t>
+      </w:r>
+    </w:p>
+    <w:p>
+      <w:pPr>
+        <w:pStyle w:val="Compact"/>
+        <w:numPr>
+          <w:ilvl w:val="0"/>
+          <w:numId w:val="1014"/>
+        </w:numPr>
+      </w:pPr>
+      <w:r>
+        <w:t xml:space="preserve">Indexed nested-loop cost? →</w:t>
+      </w:r>
+      <w:r>
+        <w:t xml:space="preserve"> </w:t>
+      </w:r>
+      <w:r>
+        <w:rPr>
+          <w:b/>
+          <w:bCs/>
+        </w:rPr>
+        <w:t xml:space="preserve">b_r + n_r × c</w:t>
+      </w:r>
+      <w:r>
+        <w:t xml:space="preserve"> </w:t>
+      </w:r>
+      <w:r>
+        <w:t xml:space="preserve">(c = one index lookup cost).</w:t>
+      </w:r>
+    </w:p>
+    <w:p>
+      <w:pPr>
+        <w:pStyle w:val="Compact"/>
+        <w:numPr>
+          <w:ilvl w:val="0"/>
+          <w:numId w:val="1014"/>
+        </w:numPr>
+      </w:pPr>
+      <w:r>
+        <w:t xml:space="preserve">You may push σ below a join only when the predicate uses ___ →</w:t>
+      </w:r>
+      <w:r>
+        <w:t xml:space="preserve"> </w:t>
+      </w:r>
+      <w:r>
+        <w:rPr>
+          <w:b/>
+          <w:bCs/>
+        </w:rPr>
+        <w:t xml:space="preserve">attributes of</w:t>
+      </w:r>
+      <w:r>
+        <w:rPr>
+          <w:b/>
+          <w:bCs/>
+        </w:rPr>
+        <w:t xml:space="preserve"> </w:t>
+      </w:r>
+      <w:r>
+        <w:rPr>
+          <w:b/>
+          <w:bCs/>
+        </w:rPr>
+        <w:t xml:space="preserve">one side only</w:t>
+      </w:r>
+      <w:r>
+        <w:t xml:space="preserve">.</w:t>
+      </w:r>
+    </w:p>
+    <w:p>
+      <w:pPr>
+        <w:pStyle w:val="Compact"/>
+        <w:numPr>
+          <w:ilvl w:val="0"/>
+          <w:numId w:val="1014"/>
+        </w:numPr>
+      </w:pPr>
+      <w:r>
+        <w:t xml:space="preserve">A predicate on attributes of</w:t>
+      </w:r>
+      <w:r>
+        <w:t xml:space="preserve"> </w:t>
+      </w:r>
+      <w:r>
+        <w:rPr>
+          <w:b/>
+          <w:bCs/>
+        </w:rPr>
+        <w:t xml:space="preserve">both</w:t>
+      </w:r>
+      <w:r>
+        <w:t xml:space="preserve"> </w:t>
+      </w:r>
+      <w:r>
+        <w:t xml:space="preserve">relations stays where? →</w:t>
+      </w:r>
+      <w:r>
+        <w:t xml:space="preserve"> </w:t>
+      </w:r>
+      <w:r>
+        <w:rPr>
+          <w:b/>
+          <w:bCs/>
+        </w:rPr>
+        <w:t xml:space="preserve">at the join</w:t>
+      </w:r>
+      <w:r>
+        <w:rPr>
+          <w:b/>
+          <w:bCs/>
+        </w:rPr>
+        <w:t xml:space="preserve"> </w:t>
+      </w:r>
+      <w:r>
+        <w:rPr>
+          <w:b/>
+          <w:bCs/>
+        </w:rPr>
+        <w:t xml:space="preserve">(it is the join condition)</w:t>
+      </w:r>
+      <w:r>
+        <w:t xml:space="preserve">.</w:t>
+      </w:r>
+    </w:p>
+    <w:p>
+      <w:pPr>
+        <w:pStyle w:val="Compact"/>
+        <w:numPr>
+          <w:ilvl w:val="0"/>
+          <w:numId w:val="1014"/>
+        </w:numPr>
+      </w:pPr>
+      <w:r>
+        <w:t xml:space="preserve">Pushing π down is legal only if you keep ___ →</w:t>
+      </w:r>
+      <w:r>
+        <w:t xml:space="preserve"> </w:t>
+      </w:r>
+      <w:r>
+        <w:rPr>
+          <w:b/>
+          <w:bCs/>
+        </w:rPr>
+        <w:t xml:space="preserve">every attribute the higher</w:t>
+      </w:r>
+      <w:r>
+        <w:rPr>
+          <w:b/>
+          <w:bCs/>
+        </w:rPr>
+        <w:t xml:space="preserve"> </w:t>
+      </w:r>
+      <w:r>
+        <w:rPr>
+          <w:b/>
+          <w:bCs/>
+        </w:rPr>
+        <w:t xml:space="preserve">operators (join, output) still need</w:t>
+      </w:r>
+      <w:r>
+        <w:t xml:space="preserve">.</w:t>
+      </w:r>
+    </w:p>
+    <w:p>
+      <w:pPr>
+        <w:pStyle w:val="FirstParagraph"/>
+      </w:pPr>
+      <w:r>
+        <w:rPr>
+          <w:b/>
+          <w:bCs/>
+        </w:rPr>
+        <w:t xml:space="preserve">Numerical 2 (do it — external merge sort):</w:t>
+      </w:r>
+      <w:r>
+        <w:t xml:space="preserve"> </w:t>
+      </w:r>
+      <w:r>
+        <w:t xml:space="preserve">&gt;</w:t>
+      </w:r>
+      <w:r>
+        <w:t xml:space="preserve"> </w:t>
+      </w:r>
+      <w:r>
+        <w:rPr>
+          <w:rStyle w:val="VerbatimChar"/>
+        </w:rPr>
+        <w:t xml:space="preserve">b_r = 10,000</w:t>
+      </w:r>
+      <w:r>
+        <w:t xml:space="preserve">,</w:t>
+      </w:r>
+      <w:r>
+        <w:t xml:space="preserve"> </w:t>
+      </w:r>
+      <w:r>
+        <w:rPr>
+          <w:rStyle w:val="VerbatimChar"/>
+        </w:rPr>
+        <w:t xml:space="preserve">M = 11</w:t>
+      </w:r>
+      <w:r>
+        <w:t xml:space="preserve">. Runs</w:t>
+      </w:r>
+      <w:r>
+        <w:t xml:space="preserve"> </w:t>
+      </w:r>
+      <w:r>
+        <w:rPr>
+          <w:rStyle w:val="VerbatimChar"/>
+        </w:rPr>
+        <w:t xml:space="preserve">= ⌈10000/11⌉ = 910</w:t>
+      </w:r>
+      <w:r>
+        <w:t xml:space="preserve">; passes</w:t>
+      </w:r>
+      <w:r>
+        <w:t xml:space="preserve"> </w:t>
+      </w:r>
+      <w:r>
+        <w:t xml:space="preserve">&gt;</w:t>
+      </w:r>
+      <w:r>
+        <w:t xml:space="preserve"> </w:t>
+      </w:r>
+      <w:r>
+        <w:rPr>
+          <w:rStyle w:val="VerbatimChar"/>
+        </w:rPr>
+        <w:t xml:space="preserve">= ⌈log10 910⌉ = 3</w:t>
+      </w:r>
+      <w:r>
+        <w:t xml:space="preserve">; transfers</w:t>
+      </w:r>
+      <w:r>
+        <w:t xml:space="preserve"> </w:t>
+      </w:r>
+      <w:r>
+        <w:rPr>
+          <w:rStyle w:val="VerbatimChar"/>
+        </w:rPr>
+        <w:t xml:space="preserve">= 10000×(2·3+1) = 70,000</w:t>
+      </w:r>
+      <w:r>
+        <w:t xml:space="preserve">. ✔</w:t>
+      </w:r>
+    </w:p>
+    <w:p>
+      <w:pPr>
+        <w:pStyle w:val="BodyText"/>
+      </w:pPr>
+      <w:r>
+        <w:rPr>
+          <w:b/>
+          <w:bCs/>
+        </w:rPr>
+        <w:t xml:space="preserve">Numerical 3 (do it — join cost):</w:t>
+      </w:r>
+      <w:r>
+        <w:t xml:space="preserve"> </w:t>
+      </w:r>
+      <w:r>
+        <w:t xml:space="preserve">&gt;</w:t>
+      </w:r>
+      <w:r>
+        <w:t xml:space="preserve"> </w:t>
+      </w:r>
+      <w:r>
+        <w:rPr>
+          <w:rStyle w:val="VerbatimChar"/>
+        </w:rPr>
+        <w:t xml:space="preserve">b_r = 1000</w:t>
+      </w:r>
+      <w:r>
+        <w:t xml:space="preserve">,</w:t>
+      </w:r>
+      <w:r>
+        <w:t xml:space="preserve"> </w:t>
+      </w:r>
+      <w:r>
+        <w:rPr>
+          <w:rStyle w:val="VerbatimChar"/>
+        </w:rPr>
+        <w:t xml:space="preserve">n_r = 20000</w:t>
+      </w:r>
+      <w:r>
+        <w:t xml:space="preserve">,</w:t>
+      </w:r>
+      <w:r>
+        <w:t xml:space="preserve"> </w:t>
+      </w:r>
+      <w:r>
+        <w:rPr>
+          <w:rStyle w:val="VerbatimChar"/>
+        </w:rPr>
+        <w:t xml:space="preserve">b_s = 4000</w:t>
+      </w:r>
+      <w:r>
+        <w:t xml:space="preserve">, index lookup</w:t>
+      </w:r>
+      <w:r>
+        <w:t xml:space="preserve"> </w:t>
+      </w:r>
+      <w:r>
+        <w:rPr>
+          <w:rStyle w:val="VerbatimChar"/>
+        </w:rPr>
+        <w:t xml:space="preserve">c = 4</w:t>
+      </w:r>
+      <w:r>
+        <w:t xml:space="preserve">.</w:t>
+      </w:r>
+      <w:r>
+        <w:t xml:space="preserve"> </w:t>
+      </w:r>
+      <w:r>
+        <w:t xml:space="preserve">&gt; Block NL (r outer)</w:t>
+      </w:r>
+      <w:r>
+        <w:t xml:space="preserve"> </w:t>
+      </w:r>
+      <w:r>
+        <w:rPr>
+          <w:rStyle w:val="VerbatimChar"/>
+        </w:rPr>
+        <w:t xml:space="preserve">= 1000×4000 + 1000 = 4,001,000</w:t>
+      </w:r>
+      <w:r>
+        <w:t xml:space="preserve">. Indexed NL</w:t>
+      </w:r>
+      <w:r>
+        <w:t xml:space="preserve"> </w:t>
+      </w:r>
+      <w:r>
+        <w:t xml:space="preserve">&gt;</w:t>
+      </w:r>
+      <w:r>
+        <w:t xml:space="preserve"> </w:t>
+      </w:r>
+      <w:r>
+        <w:rPr>
+          <w:rStyle w:val="VerbatimChar"/>
+        </w:rPr>
+        <w:t xml:space="preserve">= 1000 + 20000×4 = 81,000</w:t>
+      </w:r>
+      <w:r>
+        <w:t xml:space="preserve">. Grace hash</w:t>
+      </w:r>
+      <w:r>
+        <w:t xml:space="preserve"> </w:t>
+      </w:r>
+      <w:r>
+        <w:rPr>
+          <w:rStyle w:val="VerbatimChar"/>
+        </w:rPr>
+        <w:t xml:space="preserve">= 3×(1000+4000) = 15,000</w:t>
+      </w:r>
+      <w:r>
+        <w:t xml:space="preserve">. Sort-merge if</w:t>
+      </w:r>
+      <w:r>
+        <w:t xml:space="preserve"> </w:t>
+      </w:r>
+      <w:r>
+        <w:t xml:space="preserve">&gt; pre-sorted</w:t>
+      </w:r>
+      <w:r>
+        <w:t xml:space="preserve"> </w:t>
+      </w:r>
+      <w:r>
+        <w:rPr>
+          <w:rStyle w:val="VerbatimChar"/>
+        </w:rPr>
+        <w:t xml:space="preserve">= 1000 + 4000 = 5,000</w:t>
+      </w:r>
+      <w:r>
+        <w:t xml:space="preserve"> </w:t>
+      </w:r>
+      <w:r>
+        <w:t xml:space="preserve">(the winner). ✔</w:t>
+      </w:r>
+    </w:p>
+    <w:p>
       <w:r>
         <w:pict>
           <v:rect style="width:0;height:1.5pt" o:hralign="center" o:hrstd="t" o:hr="t"/>
         </w:pict>
       </w:r>
     </w:p>
-    <w:bookmarkEnd w:id="60"/>
-    <w:bookmarkStart w:id="63" w:name="one-page-revision-sheet"/>
+    <w:bookmarkEnd w:id="67"/>
+    <w:bookmarkStart w:id="70" w:name="one-page-revision-sheet"/>
     <w:p>
       <w:pPr>
         <w:pStyle w:val="Heading2"/>
@@ -8154,7 +10727,7 @@
         <w:t xml:space="preserve">  DISTINCT / set ops (union/intersect/minus) -&gt; evaluated by SORTING or HASHING (cost ~= underlying sort/hash).</w:t>
       </w:r>
     </w:p>
-    <w:bookmarkStart w:id="61" w:name="flash-cards"/>
+    <w:bookmarkStart w:id="68" w:name="flash-cards"/>
     <w:p>
       <w:pPr>
         <w:pStyle w:val="Heading3"/>
@@ -8465,8 +11038,8 @@
         </w:tc>
       </w:tr>
     </w:tbl>
-    <w:bookmarkEnd w:id="61"/>
-    <w:bookmarkStart w:id="62" w:name="spaced-repetition"/>
+    <w:bookmarkEnd w:id="68"/>
+    <w:bookmarkStart w:id="69" w:name="spaced-repetition"/>
     <w:p>
       <w:pPr>
         <w:pStyle w:val="Heading3"/>
@@ -8480,7 +11053,7 @@
         <w:pStyle w:val="Compact"/>
         <w:numPr>
           <w:ilvl w:val="0"/>
-          <w:numId w:val="1014"/>
+          <w:numId w:val="1015"/>
         </w:numPr>
       </w:pPr>
       <w:r>
@@ -8502,7 +11075,7 @@
         <w:pStyle w:val="Compact"/>
         <w:numPr>
           <w:ilvl w:val="0"/>
-          <w:numId w:val="1014"/>
+          <w:numId w:val="1015"/>
         </w:numPr>
       </w:pPr>
       <w:r>
@@ -8524,7 +11097,7 @@
         <w:pStyle w:val="Compact"/>
         <w:numPr>
           <w:ilvl w:val="0"/>
-          <w:numId w:val="1014"/>
+          <w:numId w:val="1015"/>
         </w:numPr>
       </w:pPr>
       <w:r>
@@ -8548,9 +11121,9 @@
         </w:pict>
       </w:r>
     </w:p>
-    <w:bookmarkEnd w:id="62"/>
-    <w:bookmarkEnd w:id="63"/>
-    <w:bookmarkStart w:id="64" w:name="summary"/>
+    <w:bookmarkEnd w:id="69"/>
+    <w:bookmarkEnd w:id="70"/>
+    <w:bookmarkStart w:id="71" w:name="summary"/>
     <w:p>
       <w:pPr>
         <w:pStyle w:val="Heading2"/>
@@ -9120,8 +11693,8 @@
         <w:t xml:space="preserve">statistics) — all without notes.</w:t>
       </w:r>
     </w:p>
-    <w:bookmarkEnd w:id="64"/>
-    <w:bookmarkEnd w:id="65"/>
+    <w:bookmarkEnd w:id="71"/>
+    <w:bookmarkEnd w:id="72"/>
     <w:sectPr>
       <w:footnotePr>
         <w:numRestart w:val="eachSect"/>
@@ -9418,6 +11991,91 @@
       <w:rPr>
         <w:rFonts w:ascii="Wingdings" w:hAnsi="Wingdings" w:cs="Wingdings" w:hint="default"/>
       </w:rPr>
+    </w:lvl>
+  </w:abstractNum>
+  <w:abstractNum w:abstractNumId="994117">
+    <w:nsid w:val="0A994117"/>
+    <w:multiLevelType w:val="multilevel"/>
+    <w:lvl w:ilvl="0">
+      <w:start w:val="17"/>
+      <w:numFmt w:val="decimal"/>
+      <w:lvlText w:val="%1."/>
+      <w:lvlJc w:val="left"/>
+      <w:pPr>
+        <w:ind w:left="720" w:hanging="360"/>
+      </w:pPr>
+    </w:lvl>
+    <w:lvl w:ilvl="1">
+      <w:start w:val="17"/>
+      <w:numFmt w:val="decimal"/>
+      <w:lvlText w:val="%2."/>
+      <w:lvlJc w:val="left"/>
+      <w:pPr>
+        <w:ind w:left="1440" w:hanging="360"/>
+      </w:pPr>
+    </w:lvl>
+    <w:lvl w:ilvl="2">
+      <w:start w:val="17"/>
+      <w:numFmt w:val="decimal"/>
+      <w:lvlText w:val="%3."/>
+      <w:lvlJc w:val="left"/>
+      <w:pPr>
+        <w:ind w:left="2160" w:hanging="360"/>
+      </w:pPr>
+    </w:lvl>
+    <w:lvl w:ilvl="3">
+      <w:start w:val="17"/>
+      <w:numFmt w:val="decimal"/>
+      <w:lvlText w:val="%4."/>
+      <w:lvlJc w:val="left"/>
+      <w:pPr>
+        <w:ind w:left="2880" w:hanging="360"/>
+      </w:pPr>
+    </w:lvl>
+    <w:lvl w:ilvl="4">
+      <w:start w:val="17"/>
+      <w:numFmt w:val="decimal"/>
+      <w:lvlText w:val="%5."/>
+      <w:lvlJc w:val="left"/>
+      <w:pPr>
+        <w:ind w:left="3600" w:hanging="360"/>
+      </w:pPr>
+    </w:lvl>
+    <w:lvl w:ilvl="5">
+      <w:start w:val="17"/>
+      <w:numFmt w:val="decimal"/>
+      <w:lvlText w:val="%6."/>
+      <w:lvlJc w:val="left"/>
+      <w:pPr>
+        <w:ind w:left="4320" w:hanging="360"/>
+      </w:pPr>
+    </w:lvl>
+    <w:lvl w:ilvl="6">
+      <w:start w:val="17"/>
+      <w:numFmt w:val="decimal"/>
+      <w:lvlText w:val="%7."/>
+      <w:lvlJc w:val="left"/>
+      <w:pPr>
+        <w:ind w:left="5040" w:hanging="360"/>
+      </w:pPr>
+    </w:lvl>
+    <w:lvl w:ilvl="7">
+      <w:start w:val="17"/>
+      <w:numFmt w:val="decimal"/>
+      <w:lvlText w:val="%8."/>
+      <w:lvlJc w:val="left"/>
+      <w:pPr>
+        <w:ind w:left="5760" w:hanging="360"/>
+      </w:pPr>
+    </w:lvl>
+    <w:lvl w:ilvl="8">
+      <w:start w:val="17"/>
+      <w:numFmt w:val="decimal"/>
+      <w:lvlText w:val="%9."/>
+      <w:lvlJc w:val="left"/>
+      <w:pPr>
+        <w:ind w:left="6480" w:hanging="360"/>
+      </w:pPr>
     </w:lvl>
   </w:abstractNum>
   <w:num w:numId="1000">
@@ -9544,6 +12202,36 @@
     </w:lvlOverride>
   </w:num>
   <w:num w:numId="1014">
+    <w:abstractNumId w:val="994117"/>
+    <w:lvlOverride w:ilvl="0">
+      <w:startOverride w:val="17"/>
+    </w:lvlOverride>
+    <w:lvlOverride w:ilvl="1">
+      <w:startOverride w:val="17"/>
+    </w:lvlOverride>
+    <w:lvlOverride w:ilvl="2">
+      <w:startOverride w:val="17"/>
+    </w:lvlOverride>
+    <w:lvlOverride w:ilvl="3">
+      <w:startOverride w:val="17"/>
+    </w:lvlOverride>
+    <w:lvlOverride w:ilvl="4">
+      <w:startOverride w:val="17"/>
+    </w:lvlOverride>
+    <w:lvlOverride w:ilvl="5">
+      <w:startOverride w:val="17"/>
+    </w:lvlOverride>
+    <w:lvlOverride w:ilvl="6">
+      <w:startOverride w:val="17"/>
+    </w:lvlOverride>
+    <w:lvlOverride w:ilvl="7">
+      <w:startOverride w:val="17"/>
+    </w:lvlOverride>
+    <w:lvlOverride w:ilvl="8">
+      <w:startOverride w:val="17"/>
+    </w:lvlOverride>
+  </w:num>
+  <w:num w:numId="1015">
     <w:abstractNumId w:val="991"/>
   </w:num>
 </w:numbering>

--- a/SITP/DBMS/Notes/M08_Query_Processing_Optimization.docx
+++ b/SITP/DBMS/Notes/M08_Query_Processing_Optimization.docx
@@ -12773,24 +12773,34 @@
   <w:style w:default="1" w:styleId="Table" w:type="table">
     <w:name w:val="Table"/>
     <w:basedOn w:val="TableNormal"/>
-    <w:semiHidden/>
-    <w:unhideWhenUsed/>
     <w:qFormat/>
     <w:tblPr>
       <w:tblInd w:type="dxa" w:w="0"/>
+      <w:tblBorders>
+        <w:top w:color="808080" w:space="0" w:sz="4" w:val="single"/>
+        <w:left w:color="808080" w:space="0" w:sz="4" w:val="single"/>
+        <w:bottom w:color="808080" w:space="0" w:sz="4" w:val="single"/>
+        <w:right w:color="808080" w:space="0" w:sz="4" w:val="single"/>
+        <w:insideH w:color="BFBFBF" w:space="0" w:sz="4" w:val="single"/>
+        <w:insideV w:color="BFBFBF" w:space="0" w:sz="4" w:val="single"/>
+      </w:tblBorders>
       <w:tblCellMar>
-        <w:top w:type="dxa" w:w="0"/>
+        <w:top w:type="dxa" w:w="40"/>
         <w:left w:type="dxa" w:w="108"/>
-        <w:bottom w:type="dxa" w:w="0"/>
+        <w:bottom w:type="dxa" w:w="40"/>
         <w:right w:type="dxa" w:w="108"/>
       </w:tblCellMar>
     </w:tblPr>
     <w:tblStylePr w:type="firstRow">
+      <w:rPr>
+        <w:b/>
+      </w:rPr>
       <w:tcPr>
+        <w:shd w:color="auto" w:fill="DDEBF7" w:val="clear"/>
         <w:tcBorders>
-          <w:bottom w:val="single"/>
+          <w:bottom w:color="1F4E78" w:space="0" w:sz="8" w:val="single"/>
         </w:tcBorders>
-        <w:vAlign w:val="bottom"/>
+        <w:vAlign w:val="center"/>
       </w:tcPr>
     </w:tblStylePr>
   </w:style>
